--- a/ConstructionBilling.Api/Data/deliveryChallan.docx
+++ b/ConstructionBilling.Api/Data/deliveryChallan.docx
@@ -5,8 +5,8 @@
     <w:tbl>
       <w:tblPr>
         <w:tblStyle w:val="TableGrid"/>
-        <w:tblW w:w="10490" w:type="dxa"/>
-        <w:jc w:val="center"/>
+        <w:tblpPr w:leftFromText="180" w:rightFromText="180" w:horzAnchor="margin" w:tblpXSpec="center" w:tblpY="-600"/>
+        <w:tblW w:w="10360" w:type="dxa"/>
         <w:tblBorders>
           <w:insideV w:val="none" w:sz="0" w:space="0" w:color="auto"/>
         </w:tblBorders>
@@ -15,17 +15,16 @@
       </w:tblPr>
       <w:tblGrid>
         <w:gridCol w:w="6"/>
-        <w:gridCol w:w="5948"/>
-        <w:gridCol w:w="4536"/>
+        <w:gridCol w:w="5873"/>
+        <w:gridCol w:w="4481"/>
       </w:tblGrid>
       <w:tr>
         <w:trPr>
-          <w:trHeight w:val="1692"/>
-          <w:jc w:val="center"/>
+          <w:trHeight w:val="1548"/>
         </w:trPr>
         <w:tc>
           <w:tcPr>
-            <w:tcW w:w="5954" w:type="dxa"/>
+            <w:tcW w:w="5879" w:type="dxa"/>
             <w:gridSpan w:val="2"/>
             <w:tcBorders>
               <w:bottom w:val="single" w:sz="4" w:space="0" w:color="auto"/>
@@ -47,6 +46,7 @@
                 <w:szCs w:val="100"/>
               </w:rPr>
             </w:pPr>
+            <w:bookmarkStart w:id="0" w:name="_Hlk228887001"/>
             <w:r>
               <w:rPr>
                 <w:b/>
@@ -54,7 +54,7 @@
                 <w:color w:val="003399"/>
               </w:rPr>
               <w:drawing>
-                <wp:anchor distT="0" distB="0" distL="114300" distR="114300" simplePos="0" relativeHeight="251660288" behindDoc="1" locked="0" layoutInCell="1" allowOverlap="1" wp14:anchorId="06D14C8D" wp14:editId="26727439">
+                <wp:anchor distT="0" distB="0" distL="114300" distR="114300" simplePos="0" relativeHeight="251660288" behindDoc="1" locked="0" layoutInCell="1" allowOverlap="1" wp14:anchorId="12F375F6" wp14:editId="21011D62">
                   <wp:simplePos x="0" y="0"/>
                   <wp:positionH relativeFrom="column">
                     <wp:posOffset>-1</wp:posOffset>
@@ -114,17 +114,17 @@
             <w:pPr>
               <w:rPr>
                 <w:b/>
-                <w:sz w:val="20"/>
-                <w:szCs w:val="20"/>
-              </w:rPr>
-            </w:pPr>
-            <w:r>
-              <w:rPr>
-                <w:b/>
-                <w:sz w:val="20"/>
-                <w:szCs w:val="20"/>
-              </w:rPr>
-              <w:t>JKB ASH BRICKS</w:t>
+                <w:bCs/>
+              </w:rPr>
+            </w:pPr>
+            <w:proofErr w:type="spellStart"/>
+            <w:proofErr w:type="spellEnd"/>
+            <w:r>
+              <w:rPr>
+                <w:b/>
+                <w:bCs/>
+              </w:rPr>
+              <w:t>JKB Ash Bricks</w:t>
             </w:r>
           </w:p>
           <w:p>
@@ -182,7 +182,7 @@
         </w:tc>
         <w:tc>
           <w:tcPr>
-            <w:tcW w:w="4536" w:type="dxa"/>
+            <w:tcW w:w="4481" w:type="dxa"/>
           </w:tcPr>
           <w:p>
             <w:pPr>
@@ -206,7 +206,7 @@
                 <w:noProof/>
               </w:rPr>
               <w:drawing>
-                <wp:anchor distT="0" distB="0" distL="114300" distR="114300" simplePos="0" relativeHeight="251659264" behindDoc="1" locked="0" layoutInCell="1" allowOverlap="1" wp14:anchorId="0FE16EA0" wp14:editId="565DA147">
+                <wp:anchor distT="0" distB="0" distL="114300" distR="114300" simplePos="0" relativeHeight="251659264" behindDoc="1" locked="0" layoutInCell="1" allowOverlap="1" wp14:anchorId="42D10939" wp14:editId="685BBAA1">
                   <wp:simplePos x="0" y="0"/>
                   <wp:positionH relativeFrom="column">
                     <wp:posOffset>1850390</wp:posOffset>
@@ -278,6 +278,7 @@
           </w:p>
           <w:p>
             <w:pPr>
+              <w:ind w:left="814"/>
               <w:rPr>
                 <w:rFonts w:cstheme="minorHAnsi"/>
               </w:rPr>
@@ -288,13 +289,13 @@
                 <w:b/>
                 <w:bCs/>
               </w:rPr>
-              <w:t>Email</w:t>
+              <w:t>Email:</w:t>
             </w:r>
             <w:r>
               <w:rPr>
                 <w:rFonts w:cstheme="minorHAnsi"/>
               </w:rPr>
-              <w:t xml:space="preserve">: </w:t>
+              <w:t xml:space="preserve"> </w:t>
             </w:r>
             <w:proofErr w:type="spellStart"/>
             <w:proofErr w:type="spellEnd"/>
@@ -307,6 +308,7 @@
           </w:p>
           <w:p>
             <w:pPr>
+              <w:ind w:firstLine="814"/>
               <w:rPr>
                 <w:sz w:val="24"/>
                 <w:szCs w:val="24"/>
@@ -344,12 +346,11 @@
       </w:tr>
       <w:tr>
         <w:trPr>
-          <w:trHeight w:val="453"/>
-          <w:jc w:val="center"/>
+          <w:trHeight w:val="414"/>
         </w:trPr>
         <w:tc>
           <w:tcPr>
-            <w:tcW w:w="5954" w:type="dxa"/>
+            <w:tcW w:w="5879" w:type="dxa"/>
             <w:gridSpan w:val="2"/>
             <w:tcBorders>
               <w:right w:val="single" w:sz="4" w:space="0" w:color="auto"/>
@@ -386,13 +387,13 @@
                 <w:b/>
                 <w:bCs/>
               </w:rPr>
-              <w:t>no</w:t>
+              <w:t>Ponnam poosari- Balaji construction</w:t>
             </w:r>
           </w:p>
         </w:tc>
         <w:tc>
           <w:tcPr>
-            <w:tcW w:w="4536" w:type="dxa"/>
+            <w:tcW w:w="4481" w:type="dxa"/>
             <w:tcBorders>
               <w:left w:val="single" w:sz="4" w:space="0" w:color="auto"/>
             </w:tcBorders>
@@ -466,7 +467,7 @@
                 <w:sz w:val="20"/>
                 <w:szCs w:val="20"/>
               </w:rPr>
-              <w:t>16/04/2026</w:t>
+              <w:t>01/04/2026</w:t>
             </w:r>
           </w:p>
           <w:p>
@@ -491,19 +492,18 @@
               <w:rPr>
                 <w:b/>
               </w:rPr>
-              <w:t>KA01AB678</w:t>
+              <w:t>TN54E3791</w:t>
             </w:r>
           </w:p>
         </w:tc>
       </w:tr>
       <w:tr>
         <w:trPr>
-          <w:trHeight w:val="274"/>
-          <w:jc w:val="center"/>
+          <w:trHeight w:val="250"/>
         </w:trPr>
         <w:tc>
           <w:tcPr>
-            <w:tcW w:w="10490" w:type="dxa"/>
+            <w:tcW w:w="10360" w:type="dxa"/>
             <w:gridSpan w:val="3"/>
           </w:tcPr>
           <w:p>
@@ -546,7 +546,7 @@
               <w:gridCol w:w="637.7777481079102"/>
               <w:gridCol w:w="6377.7777099609375"/>
               <w:gridCol w:w="2004.444580078125"/>
-              <w:gridCol w:w="2255"/>
+              <w:gridCol w:w="1898.9472961425781"/>
             </w:tblGrid>
             <w:tr>
               <w:tc>
@@ -599,7 +599,7 @@
               </w:tc>
               <w:tc>
                 <w:tcPr>
-                  <w:tcW w:w="2255" w:type="dxa"/>
+                  <w:tcW w:w="1898.9472961425781" w:type="dxa"/>
                 </w:tcPr>
                 <w:p>
                   <w:pPr/>
@@ -638,7 +638,7 @@
                       <w:sz w:val="20"/>
                       <w:szCs w:val="20"/>
                     </w:rPr>
-                    <w:t>br</w:t>
+                    <w:t>NIL</w:t>
                   </w:r>
                 </w:p>
               </w:tc>
@@ -654,13 +654,13 @@
                       <w:sz w:val="20"/>
                       <w:szCs w:val="20"/>
                     </w:rPr>
-                    <w:t>50</w:t>
+                    <w:t>3000</w:t>
                   </w:r>
                 </w:p>
               </w:tc>
               <w:tc>
                 <w:tcPr>
-                  <w:tcW w:w="2255" w:type="dxa"/>
+                  <w:tcW w:w="1898.9472961425781" w:type="dxa"/>
                 </w:tcPr>
                 <w:p>
                   <w:pPr/>
@@ -670,7 +670,7 @@
                       <w:sz w:val="20"/>
                       <w:szCs w:val="20"/>
                     </w:rPr>
-                    <w:t>5000</w:t>
+                    <w:t>19500</w:t>
                   </w:r>
                 </w:p>
               </w:tc>
@@ -703,13 +703,15 @@
         <w:trPr>
           <w:gridBefore w:val="1"/>
           <w:wBefore w:w="6" w:type="dxa"/>
-          <w:trHeight w:val="357"/>
-          <w:jc w:val="center"/>
+          <w:trHeight w:val="326"/>
         </w:trPr>
         <w:tc>
           <w:tcPr>
-            <w:tcW w:w="10484" w:type="dxa"/>
+            <w:tcW w:w="10354" w:type="dxa"/>
             <w:gridSpan w:val="2"/>
+            <w:tcBorders>
+              <w:bottom w:val="single" w:sz="4" w:space="0" w:color="auto"/>
+            </w:tcBorders>
           </w:tcPr>
           <w:p>
             <w:pPr>
@@ -733,7 +735,7 @@
                 <w:sz w:val="20"/>
                 <w:szCs w:val="20"/>
               </w:rPr>
-              <w:t>Five thousand  only/-</w:t>
+              <w:t>Nineteen thousand five hundred  only/-</w:t>
             </w:r>
             <w:r>
               <w:rPr>
@@ -741,6 +743,13 @@
                 <w:szCs w:val="20"/>
               </w:rPr>
               <w:t xml:space="preserve">   </w:t>
+            </w:r>
+            <w:r>
+              <w:rPr>
+                <w:sz w:val="20"/>
+                <w:szCs w:val="20"/>
+              </w:rPr>
+              <w:t>&gt;</w:t>
             </w:r>
           </w:p>
         </w:tc>
@@ -749,18 +758,20 @@
         <w:trPr>
           <w:gridBefore w:val="1"/>
           <w:wBefore w:w="6" w:type="dxa"/>
-          <w:trHeight w:val="1172"/>
-          <w:jc w:val="center"/>
+          <w:trHeight w:val="1072"/>
         </w:trPr>
         <w:tc>
           <w:tcPr>
-            <w:tcW w:w="10484" w:type="dxa"/>
+            <w:tcW w:w="10354" w:type="dxa"/>
             <w:gridSpan w:val="2"/>
+            <w:tcBorders>
+              <w:bottom w:val="single" w:sz="4" w:space="0" w:color="auto"/>
+            </w:tcBorders>
           </w:tcPr>
           <w:tbl>
             <w:tblPr>
               <w:tblStyle w:val="TableGrid"/>
-              <w:tblW w:w="10383" w:type="dxa"/>
+              <w:tblW w:w="10251" w:type="dxa"/>
               <w:tblBorders>
                 <w:top w:val="none" w:sz="0" w:space="0" w:color="auto"/>
                 <w:left w:val="none" w:sz="0" w:space="0" w:color="auto"/>
@@ -773,16 +784,20 @@
               <w:tblLook w:val="04A0" w:firstRow="1" w:lastRow="0" w:firstColumn="1" w:lastColumn="0" w:noHBand="0" w:noVBand="1"/>
             </w:tblPr>
             <w:tblGrid>
-              <w:gridCol w:w="5254"/>
-              <w:gridCol w:w="5129"/>
+              <w:gridCol w:w="5187"/>
+              <w:gridCol w:w="5064"/>
             </w:tblGrid>
             <w:tr>
+              <w:trPr>
+                <w:trHeight w:val="247"/>
+              </w:trPr>
               <w:tc>
                 <w:tcPr>
-                  <w:tcW w:w="5254" w:type="dxa"/>
+                  <w:tcW w:w="5187" w:type="dxa"/>
                 </w:tcPr>
                 <w:p>
                   <w:pPr>
+                    <w:framePr w:hSpace="180" w:wrap="around" w:hAnchor="margin" w:xAlign="center" w:y="-600"/>
                     <w:jc w:val="both"/>
                     <w:rPr>
                       <w:b/>
@@ -798,33 +813,42 @@
               </w:tc>
               <w:tc>
                 <w:tcPr>
-                  <w:tcW w:w="5129" w:type="dxa"/>
+                  <w:tcW w:w="5064" w:type="dxa"/>
                 </w:tcPr>
                 <w:p>
                   <w:pPr>
+                    <w:framePr w:hSpace="180" w:wrap="around" w:hAnchor="margin" w:xAlign="center" w:y="-600"/>
                     <w:jc w:val="right"/>
                     <w:rPr>
                       <w:b/>
+                      <w:bCs/>
                     </w:rPr>
                   </w:pPr>
                   <w:r>
                     <w:rPr>
+                      <w:rFonts w:ascii="Arial" w:hAnsi="Arial" w:cs="Arial"/>
                       <w:b/>
+                      <w:bCs/>
+                      <w:sz w:val="20"/>
+                      <w:szCs w:val="20"/>
                     </w:rPr>
                     <w:t xml:space="preserve">For </w:t>
+                  </w:r>
+                  <w:proofErr w:type="spellStart"/>
+                  <w:proofErr w:type="spellEnd"/>
+                  <w:r>
+                    <w:rPr>
+                      <w:b/>
+                      <w:bCs/>
+                    </w:rPr>
+                    <w:t>JKB Ash Bricks</w:t>
                   </w:r>
                   <w:r>
                     <w:rPr>
                       <w:b/>
                       <w:bCs/>
                     </w:rPr>
-                    <w:t>JKB BRICKS,</w:t>
-                  </w:r>
-                  <w:r>
-                    <w:rPr>
-                      <w:b/>
-                    </w:rPr>
-                    <w:t xml:space="preserve">  </w:t>
+                    <w:t xml:space="preserve">,  </w:t>
                   </w:r>
                 </w:p>
               </w:tc>
@@ -855,131 +879,59 @@
           </w:p>
         </w:tc>
       </w:tr>
-    </w:tbl>
-    <w:p>
-      <w:pPr>
-        <w:rPr>
-          <w:b/>
-          <w:bCs/>
-          <w:sz w:val="44"/>
-          <w:szCs w:val="44"/>
-        </w:rPr>
-      </w:pPr>
-    </w:p>
-    <w:p>
-      <w:pPr>
-        <w:rPr>
-          <w:b/>
-          <w:bCs/>
-          <w:sz w:val="44"/>
-          <w:szCs w:val="44"/>
-        </w:rPr>
-      </w:pPr>
-    </w:p>
-    <w:p>
-      <w:pPr>
-        <w:rPr>
-          <w:b/>
-          <w:bCs/>
-          <w:sz w:val="44"/>
-          <w:szCs w:val="44"/>
-        </w:rPr>
-      </w:pPr>
-    </w:p>
-    <w:p>
-      <w:pPr>
-        <w:rPr>
-          <w:b/>
-          <w:bCs/>
-          <w:sz w:val="44"/>
-          <w:szCs w:val="44"/>
-        </w:rPr>
-      </w:pPr>
-    </w:p>
-    <w:p>
-      <w:pPr>
-        <w:rPr>
-          <w:b/>
-          <w:bCs/>
-          <w:sz w:val="44"/>
-          <w:szCs w:val="44"/>
-        </w:rPr>
-      </w:pPr>
-    </w:p>
-    <w:p>
-      <w:pPr>
-        <w:rPr>
-          <w:b/>
-          <w:bCs/>
-          <w:sz w:val="44"/>
-          <w:szCs w:val="44"/>
-        </w:rPr>
-      </w:pPr>
-    </w:p>
-    <w:p>
-      <w:pPr>
-        <w:rPr>
-          <w:b/>
-          <w:bCs/>
-          <w:sz w:val="44"/>
-          <w:szCs w:val="44"/>
-        </w:rPr>
-      </w:pPr>
-    </w:p>
-    <w:p>
-      <w:pPr>
-        <w:rPr>
-          <w:b/>
-          <w:bCs/>
-          <w:sz w:val="44"/>
-          <w:szCs w:val="44"/>
-        </w:rPr>
-      </w:pPr>
-    </w:p>
-    <w:p>
-      <w:pPr>
-        <w:rPr>
-          <w:b/>
-          <w:bCs/>
-          <w:sz w:val="44"/>
-          <w:szCs w:val="44"/>
-        </w:rPr>
-      </w:pPr>
-    </w:p>
-    <w:p>
-      <w:pPr>
-        <w:rPr>
-          <w:b/>
-          <w:bCs/>
-          <w:sz w:val="44"/>
-          <w:szCs w:val="44"/>
-        </w:rPr>
-      </w:pPr>
-    </w:p>
-    <w:tbl>
-      <w:tblPr>
-        <w:tblStyle w:val="TableGrid"/>
-        <w:tblW w:w="10490" w:type="dxa"/>
-        <w:jc w:val="center"/>
-        <w:tblBorders>
-          <w:insideV w:val="none" w:sz="0" w:space="0" w:color="auto"/>
-        </w:tblBorders>
-        <w:tblLayout w:type="fixed"/>
-        <w:tblLook w:val="04A0" w:firstRow="1" w:lastRow="0" w:firstColumn="1" w:lastColumn="0" w:noHBand="0" w:noVBand="1"/>
-      </w:tblPr>
-      <w:tblGrid>
-        <w:gridCol w:w="6"/>
-        <w:gridCol w:w="5948"/>
-        <w:gridCol w:w="4536"/>
-      </w:tblGrid>
       <w:tr>
         <w:trPr>
-          <w:trHeight w:val="1692"/>
-          <w:jc w:val="center"/>
+          <w:gridBefore w:val="1"/>
+          <w:wBefore w:w="6" w:type="dxa"/>
+          <w:trHeight w:val="1072"/>
         </w:trPr>
         <w:tc>
           <w:tcPr>
-            <w:tcW w:w="5954" w:type="dxa"/>
+            <w:tcW w:w="10354" w:type="dxa"/>
+            <w:gridSpan w:val="2"/>
+            <w:tcBorders>
+              <w:top w:val="single" w:sz="4" w:space="0" w:color="auto"/>
+              <w:left w:val="nil"/>
+              <w:bottom w:val="nil"/>
+              <w:right w:val="nil"/>
+            </w:tcBorders>
+          </w:tcPr>
+          <w:p>
+            <w:pPr/>
+          </w:p>
+          <w:p>
+            <w:pPr/>
+          </w:p>
+          <w:p>
+            <w:pPr>
+              <w:jc w:val="center"/>
+              <w:rPr>
+                <w:b/>
+                <w:bCs/>
+                <w:sz w:val="40"/>
+                <w:szCs w:val="40"/>
+              </w:rPr>
+            </w:pPr>
+            <w:r>
+              <w:rPr>
+                <w:b/>
+                <w:bCs/>
+                <w:sz w:val="40"/>
+                <w:szCs w:val="40"/>
+              </w:rPr>
+              <w:t>DELIVERY CHALLAN</w:t>
+            </w:r>
+          </w:p>
+        </w:tc>
+      </w:tr>
+      <w:bookmarkEnd w:id="0"/>
+      <w:tr>
+        <w:trPr>
+          <w:trHeight w:val="1548"/>
+        </w:trPr>
+        <w:tc>
+          <w:tcPr>
+            <w:tcW w:w="5879" w:type="dxa"/>
             <w:gridSpan w:val="2"/>
             <w:tcBorders>
               <w:bottom w:val="single" w:sz="4" w:space="0" w:color="auto"/>
@@ -1007,9 +959,8 @@
                 <w:noProof/>
                 <w:color w:val="003399"/>
               </w:rPr>
-              <w:lastRenderedPageBreak/>
               <w:drawing>
-                <wp:anchor distT="0" distB="0" distL="114300" distR="114300" simplePos="0" relativeHeight="251663360" behindDoc="1" locked="0" layoutInCell="1" allowOverlap="1" wp14:anchorId="6A9DDB1A" wp14:editId="44EB70E7">
+                <wp:anchor distT="0" distB="0" distL="114300" distR="114300" simplePos="0" relativeHeight="251663360" behindDoc="1" locked="0" layoutInCell="1" allowOverlap="1" wp14:anchorId="1520524F" wp14:editId="140250A8">
                   <wp:simplePos x="0" y="0"/>
                   <wp:positionH relativeFrom="column">
                     <wp:posOffset>-1</wp:posOffset>
@@ -1020,7 +971,7 @@
                   <wp:extent cx="2211147" cy="693420"/>
                   <wp:effectExtent l="0" t="0" r="0" b="0"/>
                   <wp:wrapNone/>
-                  <wp:docPr id="389093276" name="Picture 389093276"/>
+                  <wp:docPr id="1514339032" name="Picture 1514339032"/>
                   <wp:cNvGraphicFramePr>
                     <a:graphicFrameLocks xmlns:a="http://schemas.openxmlformats.org/drawingml/2006/main" noChangeAspect="1"/>
                   </wp:cNvGraphicFramePr>
@@ -1069,17 +1020,17 @@
             <w:pPr>
               <w:rPr>
                 <w:b/>
-                <w:sz w:val="20"/>
-                <w:szCs w:val="20"/>
-              </w:rPr>
-            </w:pPr>
-            <w:r>
-              <w:rPr>
-                <w:b/>
-                <w:sz w:val="20"/>
-                <w:szCs w:val="20"/>
-              </w:rPr>
-              <w:t>JKB ASH BRICKS</w:t>
+                <w:bCs/>
+              </w:rPr>
+            </w:pPr>
+            <w:proofErr w:type="spellStart"/>
+            <w:proofErr w:type="spellEnd"/>
+            <w:r>
+              <w:rPr>
+                <w:b/>
+                <w:bCs/>
+              </w:rPr>
+              <w:t>JKB Ash Bricks</w:t>
             </w:r>
           </w:p>
           <w:p>
@@ -1137,7 +1088,7 @@
         </w:tc>
         <w:tc>
           <w:tcPr>
-            <w:tcW w:w="4536" w:type="dxa"/>
+            <w:tcW w:w="4481" w:type="dxa"/>
           </w:tcPr>
           <w:p>
             <w:pPr>
@@ -1161,7 +1112,7 @@
                 <w:noProof/>
               </w:rPr>
               <w:drawing>
-                <wp:anchor distT="0" distB="0" distL="114300" distR="114300" simplePos="0" relativeHeight="251662336" behindDoc="1" locked="0" layoutInCell="1" allowOverlap="1" wp14:anchorId="17571C72" wp14:editId="03EB02AE">
+                <wp:anchor distT="0" distB="0" distL="114300" distR="114300" simplePos="0" relativeHeight="251662336" behindDoc="1" locked="0" layoutInCell="1" allowOverlap="1" wp14:anchorId="37DCFA19" wp14:editId="33736C59">
                   <wp:simplePos x="0" y="0"/>
                   <wp:positionH relativeFrom="column">
                     <wp:posOffset>1850390</wp:posOffset>
@@ -1172,7 +1123,7 @@
                   <wp:extent cx="142240" cy="167133"/>
                   <wp:effectExtent l="0" t="0" r="0" b="4445"/>
                   <wp:wrapNone/>
-                  <wp:docPr id="406861287" name="Picture 6" descr="Receiver"/>
+                  <wp:docPr id="1056964818" name="Picture 6" descr="Receiver"/>
                   <wp:cNvGraphicFramePr>
                     <a:graphicFrameLocks xmlns:a="http://schemas.openxmlformats.org/drawingml/2006/main" noChangeAspect="1"/>
                   </wp:cNvGraphicFramePr>
@@ -1233,6 +1184,7 @@
           </w:p>
           <w:p>
             <w:pPr>
+              <w:ind w:left="814"/>
               <w:rPr>
                 <w:rFonts w:cstheme="minorHAnsi"/>
               </w:rPr>
@@ -1243,13 +1195,13 @@
                 <w:b/>
                 <w:bCs/>
               </w:rPr>
-              <w:t>Email</w:t>
+              <w:t>Email:</w:t>
             </w:r>
             <w:r>
               <w:rPr>
                 <w:rFonts w:cstheme="minorHAnsi"/>
               </w:rPr>
-              <w:t xml:space="preserve">: </w:t>
+              <w:t xml:space="preserve"> </w:t>
             </w:r>
             <w:proofErr w:type="spellStart"/>
             <w:proofErr w:type="spellEnd"/>
@@ -1262,6 +1214,7 @@
           </w:p>
           <w:p>
             <w:pPr>
+              <w:ind w:firstLine="814"/>
               <w:rPr>
                 <w:sz w:val="24"/>
                 <w:szCs w:val="24"/>
@@ -1299,12 +1252,11 @@
       </w:tr>
       <w:tr>
         <w:trPr>
-          <w:trHeight w:val="453"/>
-          <w:jc w:val="center"/>
+          <w:trHeight w:val="414"/>
         </w:trPr>
         <w:tc>
           <w:tcPr>
-            <w:tcW w:w="5954" w:type="dxa"/>
+            <w:tcW w:w="5879" w:type="dxa"/>
             <w:gridSpan w:val="2"/>
             <w:tcBorders>
               <w:right w:val="single" w:sz="4" w:space="0" w:color="auto"/>
@@ -1341,13 +1293,13 @@
                 <w:b/>
                 <w:bCs/>
               </w:rPr>
-              <w:t>no</w:t>
+              <w:t>Ponnam poosari- Balaji construction</w:t>
             </w:r>
           </w:p>
         </w:tc>
         <w:tc>
           <w:tcPr>
-            <w:tcW w:w="4536" w:type="dxa"/>
+            <w:tcW w:w="4481" w:type="dxa"/>
             <w:tcBorders>
               <w:left w:val="single" w:sz="4" w:space="0" w:color="auto"/>
             </w:tcBorders>
@@ -1421,7 +1373,7 @@
                 <w:sz w:val="20"/>
                 <w:szCs w:val="20"/>
               </w:rPr>
-              <w:t>16/04/2026</w:t>
+              <w:t>01/04/2026</w:t>
             </w:r>
           </w:p>
           <w:p>
@@ -1446,19 +1398,18 @@
               <w:rPr>
                 <w:b/>
               </w:rPr>
-              <w:t>KA01AB678</w:t>
+              <w:t>TN54E3791</w:t>
             </w:r>
           </w:p>
         </w:tc>
       </w:tr>
       <w:tr>
         <w:trPr>
-          <w:trHeight w:val="274"/>
-          <w:jc w:val="center"/>
+          <w:trHeight w:val="250"/>
         </w:trPr>
         <w:tc>
           <w:tcPr>
-            <w:tcW w:w="10490" w:type="dxa"/>
+            <w:tcW w:w="10360" w:type="dxa"/>
             <w:gridSpan w:val="3"/>
           </w:tcPr>
           <w:p>
@@ -1501,7 +1452,7 @@
               <w:gridCol w:w="637.7777481079102"/>
               <w:gridCol w:w="6377.7777099609375"/>
               <w:gridCol w:w="2004.444580078125"/>
-              <w:gridCol w:w="2255"/>
+              <w:gridCol w:w="1898.9472961425781"/>
             </w:tblGrid>
             <w:tr>
               <w:tc>
@@ -1554,7 +1505,7 @@
               </w:tc>
               <w:tc>
                 <w:tcPr>
-                  <w:tcW w:w="2255" w:type="dxa"/>
+                  <w:tcW w:w="1898.9472961425781" w:type="dxa"/>
                 </w:tcPr>
                 <w:p>
                   <w:pPr/>
@@ -1593,7 +1544,7 @@
                       <w:sz w:val="20"/>
                       <w:szCs w:val="20"/>
                     </w:rPr>
-                    <w:t>br</w:t>
+                    <w:t>NIL</w:t>
                   </w:r>
                 </w:p>
               </w:tc>
@@ -1609,13 +1560,13 @@
                       <w:sz w:val="20"/>
                       <w:szCs w:val="20"/>
                     </w:rPr>
-                    <w:t>50</w:t>
+                    <w:t>3000</w:t>
                   </w:r>
                 </w:p>
               </w:tc>
               <w:tc>
                 <w:tcPr>
-                  <w:tcW w:w="2255" w:type="dxa"/>
+                  <w:tcW w:w="1898.9472961425781" w:type="dxa"/>
                 </w:tcPr>
                 <w:p>
                   <w:pPr/>
@@ -1625,7 +1576,7 @@
                       <w:sz w:val="20"/>
                       <w:szCs w:val="20"/>
                     </w:rPr>
-                    <w:t>5000</w:t>
+                    <w:t>19500</w:t>
                   </w:r>
                 </w:p>
               </w:tc>
@@ -1658,12 +1609,11 @@
         <w:trPr>
           <w:gridBefore w:val="1"/>
           <w:wBefore w:w="6" w:type="dxa"/>
-          <w:trHeight w:val="357"/>
-          <w:jc w:val="center"/>
+          <w:trHeight w:val="326"/>
         </w:trPr>
         <w:tc>
           <w:tcPr>
-            <w:tcW w:w="10484" w:type="dxa"/>
+            <w:tcW w:w="10354" w:type="dxa"/>
             <w:gridSpan w:val="2"/>
           </w:tcPr>
           <w:p>
@@ -1688,7 +1638,7 @@
                 <w:sz w:val="20"/>
                 <w:szCs w:val="20"/>
               </w:rPr>
-              <w:t>Five thousand  only/-</w:t>
+              <w:t>Nineteen thousand five hundred  only/-</w:t>
             </w:r>
             <w:r>
               <w:rPr>
@@ -1696,6 +1646,13 @@
                 <w:szCs w:val="20"/>
               </w:rPr>
               <w:t xml:space="preserve">   </w:t>
+            </w:r>
+            <w:r>
+              <w:rPr>
+                <w:sz w:val="20"/>
+                <w:szCs w:val="20"/>
+              </w:rPr>
+              <w:t>&gt;</w:t>
             </w:r>
           </w:p>
         </w:tc>
@@ -1704,18 +1661,17 @@
         <w:trPr>
           <w:gridBefore w:val="1"/>
           <w:wBefore w:w="6" w:type="dxa"/>
-          <w:trHeight w:val="1172"/>
-          <w:jc w:val="center"/>
+          <w:trHeight w:val="1072"/>
         </w:trPr>
         <w:tc>
           <w:tcPr>
-            <w:tcW w:w="10484" w:type="dxa"/>
+            <w:tcW w:w="10354" w:type="dxa"/>
             <w:gridSpan w:val="2"/>
           </w:tcPr>
           <w:tbl>
             <w:tblPr>
               <w:tblStyle w:val="TableGrid"/>
-              <w:tblW w:w="10383" w:type="dxa"/>
+              <w:tblW w:w="10251" w:type="dxa"/>
               <w:tblBorders>
                 <w:top w:val="none" w:sz="0" w:space="0" w:color="auto"/>
                 <w:left w:val="none" w:sz="0" w:space="0" w:color="auto"/>
@@ -1728,16 +1684,20 @@
               <w:tblLook w:val="04A0" w:firstRow="1" w:lastRow="0" w:firstColumn="1" w:lastColumn="0" w:noHBand="0" w:noVBand="1"/>
             </w:tblPr>
             <w:tblGrid>
-              <w:gridCol w:w="5254"/>
-              <w:gridCol w:w="5129"/>
+              <w:gridCol w:w="5187"/>
+              <w:gridCol w:w="5064"/>
             </w:tblGrid>
             <w:tr>
+              <w:trPr>
+                <w:trHeight w:val="247"/>
+              </w:trPr>
               <w:tc>
                 <w:tcPr>
-                  <w:tcW w:w="5254" w:type="dxa"/>
+                  <w:tcW w:w="5187" w:type="dxa"/>
                 </w:tcPr>
                 <w:p>
                   <w:pPr>
+                    <w:framePr w:hSpace="180" w:wrap="around" w:hAnchor="margin" w:xAlign="center" w:y="-600"/>
                     <w:jc w:val="both"/>
                     <w:rPr>
                       <w:b/>
@@ -1753,33 +1713,42 @@
               </w:tc>
               <w:tc>
                 <w:tcPr>
-                  <w:tcW w:w="5129" w:type="dxa"/>
+                  <w:tcW w:w="5064" w:type="dxa"/>
                 </w:tcPr>
                 <w:p>
                   <w:pPr>
+                    <w:framePr w:hSpace="180" w:wrap="around" w:hAnchor="margin" w:xAlign="center" w:y="-600"/>
                     <w:jc w:val="right"/>
                     <w:rPr>
                       <w:b/>
+                      <w:bCs/>
                     </w:rPr>
                   </w:pPr>
                   <w:r>
                     <w:rPr>
+                      <w:rFonts w:ascii="Arial" w:hAnsi="Arial" w:cs="Arial"/>
                       <w:b/>
+                      <w:bCs/>
+                      <w:sz w:val="20"/>
+                      <w:szCs w:val="20"/>
                     </w:rPr>
                     <w:t xml:space="preserve">For </w:t>
+                  </w:r>
+                  <w:proofErr w:type="spellStart"/>
+                  <w:proofErr w:type="spellEnd"/>
+                  <w:r>
+                    <w:rPr>
+                      <w:b/>
+                      <w:bCs/>
+                    </w:rPr>
+                    <w:t>JKB Ash Bricks</w:t>
                   </w:r>
                   <w:r>
                     <w:rPr>
                       <w:b/>
                       <w:bCs/>
                     </w:rPr>
-                    <w:t>JKB BRICKS,</w:t>
-                  </w:r>
-                  <w:r>
-                    <w:rPr>
-                      <w:b/>
-                    </w:rPr>
-                    <w:t xml:space="preserve">  </w:t>
+                    <w:t xml:space="preserve">,  </w:t>
                   </w:r>
                 </w:p>
               </w:tc>
@@ -1812,14 +1781,7 @@
       </w:tr>
     </w:tbl>
     <w:p>
-      <w:pPr>
-        <w:rPr>
-          <w:b/>
-          <w:bCs/>
-          <w:sz w:val="44"/>
-          <w:szCs w:val="44"/>
-        </w:rPr>
-      </w:pPr>
+      <w:pPr/>
     </w:p>
     <w:p>
       <w:pPr/>
@@ -1827,7 +1789,7 @@
     <w:sectPr>
       <w:headerReference w:type="default" r:id="rId8"/>
       <w:pgSz w:w="11906" w:h="16838"/>
-      <w:pgMar w:top="1440" w:right="1440" w:bottom="1440" w:left="1440" w:header="708" w:footer="708" w:gutter="0"/>
+      <w:pgMar w:top="1440" w:right="1440" w:bottom="1440" w:left="1440" w:header="227" w:footer="340" w:gutter="0"/>
       <w:cols w:space="708"/>
       <w:docGrid w:linePitch="360"/>
     </w:sectPr>
@@ -2313,7 +2275,7 @@
   <w:style w:type="paragraph" w:default="1" w:styleId="Normal">
     <w:name w:val="Normal"/>
     <w:qFormat/>
-    <w:rsid w:val="00F75122"/>
+    <w:rsid w:val="005A5799"/>
   </w:style>
   <w:style w:type="paragraph" w:styleId="Heading1">
     <w:name w:val="heading 1"/>
@@ -2897,6 +2859,15 @@
     <w:link w:val="Footer"/>
     <w:uiPriority w:val="99"/>
     <w:rsid w:val="00F75122"/>
+  </w:style>
+  <w:style w:type="paragraph" w:styleId="NoSpacing">
+    <w:name w:val="No Spacing"/>
+    <w:uiPriority w:val="1"/>
+    <w:qFormat/>
+    <w:rsid w:val="00373B83"/>
+    <w:pPr>
+      <w:spacing w:after="0" w:line="240" w:lineRule="auto"/>
+    </w:pPr>
   </w:style>
 </w:styles>
 </file>

--- a/ConstructionBilling.Api/Data/deliveryChallan.docx
+++ b/ConstructionBilling.Api/Data/deliveryChallan.docx
@@ -2,11 +2,21 @@
 <file path=word/document.xml><?xml version="1.0" encoding="utf-8"?>
 <w:document xmlns:wpc="http://schemas.microsoft.com/office/word/2010/wordprocessingCanvas" xmlns:cx="http://schemas.microsoft.com/office/drawing/2014/chartex" xmlns:cx1="http://schemas.microsoft.com/office/drawing/2015/9/8/chartex" xmlns:cx2="http://schemas.microsoft.com/office/drawing/2015/10/21/chartex" xmlns:cx3="http://schemas.microsoft.com/office/drawing/2016/5/9/chartex" xmlns:cx4="http://schemas.microsoft.com/office/drawing/2016/5/10/chartex" xmlns:cx5="http://schemas.microsoft.com/office/drawing/2016/5/11/chartex" xmlns:cx6="http://schemas.microsoft.com/office/drawing/2016/5/12/chartex" xmlns:cx7="http://schemas.microsoft.com/office/drawing/2016/5/13/chartex" xmlns:cx8="http://schemas.microsoft.com/office/drawing/2016/5/14/chartex" xmlns:mc="http://schemas.openxmlformats.org/markup-compatibility/2006" xmlns:aink="http://schemas.microsoft.com/office/drawing/2016/ink" xmlns:am3d="http://schemas.microsoft.com/office/drawing/2017/model3d" xmlns:o="urn:schemas-microsoft-com:office:office" xmlns:oel="http://schemas.microsoft.com/office/2019/extlst" xmlns:r="http://schemas.openxmlformats.org/officeDocument/2006/relationships" xmlns:m="http://schemas.openxmlformats.org/officeDocument/2006/math" xmlns:v="urn:schemas-microsoft-com:vml" xmlns:wp14="http://schemas.microsoft.com/office/word/2010/wordprocessingDrawing" xmlns:wp="http://schemas.openxmlformats.org/drawingml/2006/wordprocessingDrawing" xmlns:w10="urn:schemas-microsoft-com:office:word" xmlns:w="http://schemas.openxmlformats.org/wordprocessingml/2006/main" xmlns:w14="http://schemas.microsoft.com/office/word/2010/wordml" xmlns:w15="http://schemas.microsoft.com/office/word/2012/wordml" xmlns:w16cex="http://schemas.microsoft.com/office/word/2018/wordml/cex" xmlns:w16cid="http://schemas.microsoft.com/office/word/2016/wordml/cid" xmlns:w16="http://schemas.microsoft.com/office/word/2018/wordml" xmlns:w16du="http://schemas.microsoft.com/office/word/2023/wordml/word16du" xmlns:w16sdtdh="http://schemas.microsoft.com/office/word/2020/wordml/sdtdatahash" xmlns:w16sdtfl="http://schemas.microsoft.com/office/word/2024/wordml/sdtformatlock" xmlns:w16se="http://schemas.microsoft.com/office/word/2015/wordml/symex" xmlns:wpg="http://schemas.microsoft.com/office/word/2010/wordprocessingGroup" xmlns:wpi="http://schemas.microsoft.com/office/word/2010/wordprocessingInk" xmlns:wne="http://schemas.microsoft.com/office/word/2006/wordml" xmlns:wps="http://schemas.microsoft.com/office/word/2010/wordprocessingShape" mc:Ignorable="w14 w15 w16se w16cid w16 w16cex w16sdtdh w16sdtfl w16du wp14">
   <w:body>
+    <w:p>
+      <w:pPr>
+        <w:rPr>
+          <w:b/>
+          <w:bCs/>
+          <w:sz w:val="28"/>
+          <w:szCs w:val="28"/>
+        </w:rPr>
+      </w:pPr>
+    </w:p>
     <w:tbl>
       <w:tblPr>
         <w:tblStyle w:val="TableGrid"/>
-        <w:tblpPr w:leftFromText="180" w:rightFromText="180" w:horzAnchor="margin" w:tblpXSpec="center" w:tblpY="-600"/>
-        <w:tblW w:w="10360" w:type="dxa"/>
+        <w:tblpPr w:leftFromText="180" w:rightFromText="180" w:vertAnchor="page" w:horzAnchor="margin" w:tblpXSpec="center" w:tblpY="831"/>
+        <w:tblW w:w="11010" w:type="dxa"/>
         <w:tblBorders>
           <w:insideV w:val="none" w:sz="0" w:space="0" w:color="auto"/>
         </w:tblBorders>
@@ -14,20 +24,58 @@
         <w:tblLook w:val="04A0" w:firstRow="1" w:lastRow="0" w:firstColumn="1" w:lastColumn="0" w:noHBand="0" w:noVBand="1"/>
       </w:tblPr>
       <w:tblGrid>
-        <w:gridCol w:w="6"/>
-        <w:gridCol w:w="5873"/>
-        <w:gridCol w:w="4481"/>
+        <w:gridCol w:w="6250"/>
+        <w:gridCol w:w="4760"/>
       </w:tblGrid>
       <w:tr>
         <w:trPr>
-          <w:trHeight w:val="1548"/>
+          <w:trHeight w:val="620"/>
         </w:trPr>
         <w:tc>
           <w:tcPr>
-            <w:tcW w:w="5879" w:type="dxa"/>
+            <w:tcW w:w="11010" w:type="dxa"/>
             <w:gridSpan w:val="2"/>
             <w:tcBorders>
+              <w:top w:val="nil"/>
+              <w:left w:val="nil"/>
+              <w:bottom w:val="nil"/>
+              <w:right w:val="nil"/>
+            </w:tcBorders>
+            <w:vAlign w:val="center"/>
+          </w:tcPr>
+          <w:p>
+            <w:pPr>
+              <w:spacing w:before="80" w:after="80"/>
+              <w:jc w:val="center"/>
+              <w:rPr>
+                <w:noProof/>
+                <w:sz w:val="16"/>
+                <w:szCs w:val="16"/>
+              </w:rPr>
+            </w:pPr>
+            <w:r>
+              <w:rPr>
+                <w:b/>
+                <w:bCs/>
+                <w:sz w:val="28"/>
+                <w:szCs w:val="28"/>
+              </w:rPr>
+              <w:t>DELIVERY CHALLAN</w:t>
+            </w:r>
+          </w:p>
+        </w:tc>
+      </w:tr>
+      <w:tr>
+        <w:trPr>
+          <w:trHeight w:val="1524"/>
+        </w:trPr>
+        <w:tc>
+          <w:tcPr>
+            <w:tcW w:w="6250" w:type="dxa"/>
+            <w:tcBorders>
+              <w:top w:val="single" w:sz="4" w:space="0" w:color="auto"/>
               <w:bottom w:val="single" w:sz="4" w:space="0" w:color="auto"/>
+              <w:right w:val="single" w:sz="4" w:space="0" w:color="auto"/>
             </w:tcBorders>
           </w:tcPr>
           <w:p>
@@ -46,7 +94,6 @@
                 <w:szCs w:val="100"/>
               </w:rPr>
             </w:pPr>
-            <w:bookmarkStart w:id="0" w:name="_Hlk228887001"/>
             <w:r>
               <w:rPr>
                 <w:b/>
@@ -54,7 +101,7 @@
                 <w:color w:val="003399"/>
               </w:rPr>
               <w:drawing>
-                <wp:anchor distT="0" distB="0" distL="114300" distR="114300" simplePos="0" relativeHeight="251660288" behindDoc="1" locked="0" layoutInCell="1" allowOverlap="1" wp14:anchorId="12F375F6" wp14:editId="21011D62">
+                <wp:anchor distT="0" distB="0" distL="114300" distR="114300" simplePos="0" relativeHeight="251660288" behindDoc="1" locked="0" layoutInCell="1" allowOverlap="1" wp14:anchorId="6D4B5FFC" wp14:editId="7FAE2CAC">
                   <wp:simplePos x="0" y="0"/>
                   <wp:positionH relativeFrom="column">
                     <wp:posOffset>-1</wp:posOffset>
@@ -182,7 +229,11 @@
         </w:tc>
         <w:tc>
           <w:tcPr>
-            <w:tcW w:w="4481" w:type="dxa"/>
+            <w:tcW w:w="4760" w:type="dxa"/>
+            <w:tcBorders>
+              <w:top w:val="single" w:sz="4" w:space="0" w:color="auto"/>
+              <w:left w:val="single" w:sz="4" w:space="0" w:color="auto"/>
+            </w:tcBorders>
           </w:tcPr>
           <w:p>
             <w:pPr>
@@ -206,7 +257,7 @@
                 <w:noProof/>
               </w:rPr>
               <w:drawing>
-                <wp:anchor distT="0" distB="0" distL="114300" distR="114300" simplePos="0" relativeHeight="251659264" behindDoc="1" locked="0" layoutInCell="1" allowOverlap="1" wp14:anchorId="42D10939" wp14:editId="685BBAA1">
+                <wp:anchor distT="0" distB="0" distL="114300" distR="114300" simplePos="0" relativeHeight="251659264" behindDoc="1" locked="0" layoutInCell="1" allowOverlap="1" wp14:anchorId="57F4B280" wp14:editId="6170C79E">
                   <wp:simplePos x="0" y="0"/>
                   <wp:positionH relativeFrom="column">
                     <wp:posOffset>1850390</wp:posOffset>
@@ -346,12 +397,11 @@
       </w:tr>
       <w:tr>
         <w:trPr>
-          <w:trHeight w:val="414"/>
+          <w:trHeight w:val="406"/>
         </w:trPr>
         <w:tc>
           <w:tcPr>
-            <w:tcW w:w="5879" w:type="dxa"/>
-            <w:gridSpan w:val="2"/>
+            <w:tcW w:w="6250" w:type="dxa"/>
             <w:tcBorders>
               <w:right w:val="single" w:sz="4" w:space="0" w:color="auto"/>
             </w:tcBorders>
@@ -387,13 +437,27 @@
                 <w:b/>
                 <w:bCs/>
               </w:rPr>
-              <w:t>Ponnam poosari- Balaji construction</w:t>
+              <w:t>YASOTHA,</w:t>
+            </w:r>
+            <w:r>
+              <w:rPr>
+                <w:b/>
+                <w:bCs/>
+              </w:rPr>
+              <w:br/>
+            </w:r>
+            <w:r>
+              <w:rPr>
+                <w:b/>
+                <w:bCs/>
+              </w:rPr>
+              <w:t>KULLAMPATTI.</w:t>
             </w:r>
           </w:p>
         </w:tc>
         <w:tc>
           <w:tcPr>
-            <w:tcW w:w="4481" w:type="dxa"/>
+            <w:tcW w:w="4760" w:type="dxa"/>
             <w:tcBorders>
               <w:left w:val="single" w:sz="4" w:space="0" w:color="auto"/>
             </w:tcBorders>
@@ -426,7 +490,7 @@
               <w:rPr>
                 <w:b/>
               </w:rPr>
-              <w:t>01</w:t>
+              <w:t>72</w:t>
             </w:r>
           </w:p>
           <w:p>
@@ -467,7 +531,7 @@
                 <w:sz w:val="20"/>
                 <w:szCs w:val="20"/>
               </w:rPr>
-              <w:t>01/04/2026</w:t>
+              <w:t>11/05/2026</w:t>
             </w:r>
           </w:p>
           <w:p>
@@ -492,19 +556,19 @@
               <w:rPr>
                 <w:b/>
               </w:rPr>
-              <w:t>TN54E3791</w:t>
+              <w:t>TN 54 AC 2862</w:t>
             </w:r>
           </w:p>
         </w:tc>
       </w:tr>
       <w:tr>
         <w:trPr>
-          <w:trHeight w:val="250"/>
+          <w:trHeight w:val="244"/>
         </w:trPr>
         <w:tc>
           <w:tcPr>
-            <w:tcW w:w="10360" w:type="dxa"/>
-            <w:gridSpan w:val="3"/>
+            <w:tcW w:w="11010" w:type="dxa"/>
+            <w:gridSpan w:val="2"/>
           </w:tcPr>
           <w:p>
             <w:pPr>
@@ -516,6 +580,7 @@
                 <w:szCs w:val="6"/>
               </w:rPr>
             </w:pPr>
+            <w:bookmarkStart w:id="0" w:name="_Hlk228887001"/>
           </w:p>
           <w:p>
             <w:pPr>
@@ -543,15 +608,15 @@
               <w:jc w:val="center"/>
             </w:tblPr>
             <w:tblGrid>
-              <w:gridCol w:w="637.7777481079102"/>
-              <w:gridCol w:w="6377.7777099609375"/>
-              <w:gridCol w:w="2004.444580078125"/>
-              <w:gridCol w:w="1898.9472961425781"/>
+              <w:gridCol w:w="688.6868286132812"/>
+              <w:gridCol w:w="6886.868896484375"/>
+              <w:gridCol w:w="2164.444580078125"/>
+              <w:gridCol w:w="1479.4937133789062"/>
             </w:tblGrid>
             <w:tr>
               <w:tc>
                 <w:tcPr>
-                  <w:tcW w:w="637.7777481079102" w:type="dxa"/>
+                  <w:tcW w:w="688.6868286132812" w:type="dxa"/>
                 </w:tcPr>
                 <w:p>
                   <w:pPr/>
@@ -567,7 +632,7 @@
               </w:tc>
               <w:tc>
                 <w:tcPr>
-                  <w:tcW w:w="6377.7777099609375" w:type="dxa"/>
+                  <w:tcW w:w="6886.868896484375" w:type="dxa"/>
                 </w:tcPr>
                 <w:p>
                   <w:pPr/>
@@ -583,7 +648,7 @@
               </w:tc>
               <w:tc>
                 <w:tcPr>
-                  <w:tcW w:w="2004.444580078125" w:type="dxa"/>
+                  <w:tcW w:w="2164.444580078125" w:type="dxa"/>
                 </w:tcPr>
                 <w:p>
                   <w:pPr/>
@@ -599,7 +664,7 @@
               </w:tc>
               <w:tc>
                 <w:tcPr>
-                  <w:tcW w:w="1898.9472961425781" w:type="dxa"/>
+                  <w:tcW w:w="1479.4937133789062" w:type="dxa"/>
                 </w:tcPr>
                 <w:p>
                   <w:pPr/>
@@ -617,7 +682,7 @@
             <w:tr>
               <w:tc>
                 <w:tcPr>
-                  <w:tcW w:w="637.7777481079102" w:type="dxa"/>
+                  <w:tcW w:w="688.6868286132812" w:type="dxa"/>
                 </w:tcPr>
                 <w:p>
                   <w:pPr/>
@@ -628,7 +693,7 @@
               </w:tc>
               <w:tc>
                 <w:tcPr>
-                  <w:tcW w:w="6377.7777099609375" w:type="dxa"/>
+                  <w:tcW w:w="6886.868896484375" w:type="dxa"/>
                 </w:tcPr>
                 <w:p>
                   <w:pPr/>
@@ -638,13 +703,13 @@
                       <w:sz w:val="20"/>
                       <w:szCs w:val="20"/>
                     </w:rPr>
-                    <w:t>NIL</w:t>
+                    <w:t>FLY ASH BRICKS(230/105/75) B/NO:28/04/26</w:t>
                   </w:r>
                 </w:p>
               </w:tc>
               <w:tc>
                 <w:tcPr>
-                  <w:tcW w:w="2004.444580078125" w:type="dxa"/>
+                  <w:tcW w:w="2164.444580078125" w:type="dxa"/>
                 </w:tcPr>
                 <w:p>
                   <w:pPr/>
@@ -654,13 +719,13 @@
                       <w:sz w:val="20"/>
                       <w:szCs w:val="20"/>
                     </w:rPr>
-                    <w:t>3000</w:t>
+                    <w:t>2000</w:t>
                   </w:r>
                 </w:p>
               </w:tc>
               <w:tc>
                 <w:tcPr>
-                  <w:tcW w:w="1898.9472961425781" w:type="dxa"/>
+                  <w:tcW w:w="1479.4937133789062" w:type="dxa"/>
                 </w:tcPr>
                 <w:p>
                   <w:pPr/>
@@ -670,7 +735,7 @@
                       <w:sz w:val="20"/>
                       <w:szCs w:val="20"/>
                     </w:rPr>
-                    <w:t>19500</w:t>
+                    <w:t>12800</w:t>
                   </w:r>
                 </w:p>
               </w:tc>
@@ -701,13 +766,11 @@
       </w:tr>
       <w:tr>
         <w:trPr>
-          <w:gridBefore w:val="1"/>
-          <w:wBefore w:w="6" w:type="dxa"/>
-          <w:trHeight w:val="326"/>
+          <w:trHeight w:val="320"/>
         </w:trPr>
         <w:tc>
           <w:tcPr>
-            <w:tcW w:w="10354" w:type="dxa"/>
+            <w:tcW w:w="11010" w:type="dxa"/>
             <w:gridSpan w:val="2"/>
             <w:tcBorders>
               <w:bottom w:val="single" w:sz="4" w:space="0" w:color="auto"/>
@@ -735,7 +798,7 @@
                 <w:sz w:val="20"/>
                 <w:szCs w:val="20"/>
               </w:rPr>
-              <w:t>Nineteen thousand five hundred  only/-</w:t>
+              <w:t>Twelve thousand eight hundred  only/-</w:t>
             </w:r>
             <w:r>
               <w:rPr>
@@ -756,13 +819,11 @@
       </w:tr>
       <w:tr>
         <w:trPr>
-          <w:gridBefore w:val="1"/>
-          <w:wBefore w:w="6" w:type="dxa"/>
-          <w:trHeight w:val="1072"/>
+          <w:trHeight w:val="1056"/>
         </w:trPr>
         <w:tc>
           <w:tcPr>
-            <w:tcW w:w="10354" w:type="dxa"/>
+            <w:tcW w:w="11010" w:type="dxa"/>
             <w:gridSpan w:val="2"/>
             <w:tcBorders>
               <w:bottom w:val="single" w:sz="4" w:space="0" w:color="auto"/>
@@ -771,7 +832,8 @@
           <w:tbl>
             <w:tblPr>
               <w:tblStyle w:val="TableGrid"/>
-              <w:tblW w:w="10251" w:type="dxa"/>
+              <w:tblW w:w="10888" w:type="dxa"/>
+              <w:tblInd w:w="6" w:type="dxa"/>
               <w:tblBorders>
                 <w:top w:val="none" w:sz="0" w:space="0" w:color="auto"/>
                 <w:left w:val="none" w:sz="0" w:space="0" w:color="auto"/>
@@ -784,20 +846,20 @@
               <w:tblLook w:val="04A0" w:firstRow="1" w:lastRow="0" w:firstColumn="1" w:lastColumn="0" w:noHBand="0" w:noVBand="1"/>
             </w:tblPr>
             <w:tblGrid>
-              <w:gridCol w:w="5187"/>
-              <w:gridCol w:w="5064"/>
+              <w:gridCol w:w="5509"/>
+              <w:gridCol w:w="5379"/>
             </w:tblGrid>
             <w:tr>
               <w:trPr>
-                <w:trHeight w:val="247"/>
+                <w:trHeight w:val="242"/>
               </w:trPr>
               <w:tc>
                 <w:tcPr>
-                  <w:tcW w:w="5187" w:type="dxa"/>
+                  <w:tcW w:w="5509" w:type="dxa"/>
                 </w:tcPr>
                 <w:p>
                   <w:pPr>
-                    <w:framePr w:hSpace="180" w:wrap="around" w:hAnchor="margin" w:xAlign="center" w:y="-600"/>
+                    <w:framePr w:hSpace="180" w:wrap="around" w:vAnchor="page" w:hAnchor="margin" w:xAlign="center" w:y="831"/>
                     <w:jc w:val="both"/>
                     <w:rPr>
                       <w:b/>
@@ -813,11 +875,11 @@
               </w:tc>
               <w:tc>
                 <w:tcPr>
-                  <w:tcW w:w="5064" w:type="dxa"/>
+                  <w:tcW w:w="5379" w:type="dxa"/>
                 </w:tcPr>
                 <w:p>
                   <w:pPr>
-                    <w:framePr w:hSpace="180" w:wrap="around" w:hAnchor="margin" w:xAlign="center" w:y="-600"/>
+                    <w:framePr w:hSpace="180" w:wrap="around" w:vAnchor="page" w:hAnchor="margin" w:xAlign="center" w:y="831"/>
                     <w:jc w:val="right"/>
                     <w:rPr>
                       <w:b/>
@@ -881,43 +943,71 @@
       </w:tr>
       <w:tr>
         <w:trPr>
-          <w:gridBefore w:val="1"/>
-          <w:wBefore w:w="6" w:type="dxa"/>
-          <w:trHeight w:val="1072"/>
+          <w:trHeight w:val="320"/>
         </w:trPr>
         <w:tc>
           <w:tcPr>
-            <w:tcW w:w="10354" w:type="dxa"/>
+            <w:tcW w:w="11010" w:type="dxa"/>
             <w:gridSpan w:val="2"/>
             <w:tcBorders>
-              <w:top w:val="single" w:sz="4" w:space="0" w:color="auto"/>
+              <w:top w:val="dashed" w:sz="8" w:space="0" w:color="000000"/>
               <w:left w:val="nil"/>
               <w:bottom w:val="nil"/>
               <w:right w:val="nil"/>
             </w:tcBorders>
           </w:tcPr>
           <w:p>
-            <w:pPr/>
-          </w:p>
-          <w:p>
-            <w:pPr/>
-          </w:p>
-          <w:p>
-            <w:pPr>
+            <w:pPr>
+              <w:spacing w:before="60"/>
               <w:jc w:val="center"/>
               <w:rPr>
-                <w:b/>
-                <w:bCs/>
-                <w:sz w:val="40"/>
-                <w:szCs w:val="40"/>
-              </w:rPr>
-            </w:pPr>
-            <w:r>
-              <w:rPr>
-                <w:b/>
-                <w:bCs/>
-                <w:sz w:val="40"/>
-                <w:szCs w:val="40"/>
+                <w:sz w:val="16"/>
+                <w:szCs w:val="16"/>
+              </w:rPr>
+            </w:pPr>
+            <w:r>
+              <w:rPr>
+                <w:sz w:val="18"/>
+                <w:szCs w:val="18"/>
+              </w:rPr>
+              <w:t>✂  - - - - - - - - - - - - - - - - - - - - - - - - - - - TEAR HERE - - - - - - - - - - - - - - - - - - - - - - - - - - -  ✂</w:t>
+            </w:r>
+          </w:p>
+        </w:tc>
+      </w:tr>
+      <w:tr>
+        <w:trPr>
+          <w:trHeight w:val="620"/>
+        </w:trPr>
+        <w:tc>
+          <w:tcPr>
+            <w:tcW w:w="11010" w:type="dxa"/>
+            <w:gridSpan w:val="2"/>
+            <w:tcBorders>
+              <w:top w:val="nil"/>
+              <w:left w:val="nil"/>
+              <w:bottom w:val="nil"/>
+              <w:right w:val="nil"/>
+            </w:tcBorders>
+            <w:vAlign w:val="center"/>
+          </w:tcPr>
+          <w:p>
+            <w:pPr>
+              <w:spacing w:before="80" w:after="80"/>
+              <w:jc w:val="center"/>
+              <w:rPr>
+                <w:b/>
+                <w:bCs/>
+                <w:sz w:val="28"/>
+                <w:szCs w:val="28"/>
+              </w:rPr>
+            </w:pPr>
+            <w:r>
+              <w:rPr>
+                <w:b/>
+                <w:bCs/>
+                <w:sz w:val="28"/>
+                <w:szCs w:val="28"/>
               </w:rPr>
               <w:t>DELIVERY CHALLAN</w:t>
             </w:r>
@@ -927,12 +1017,11 @@
       <w:bookmarkEnd w:id="0"/>
       <w:tr>
         <w:trPr>
-          <w:trHeight w:val="1548"/>
+          <w:trHeight w:val="1524"/>
         </w:trPr>
         <w:tc>
           <w:tcPr>
-            <w:tcW w:w="5879" w:type="dxa"/>
-            <w:gridSpan w:val="2"/>
+            <w:tcW w:w="6250" w:type="dxa"/>
             <w:tcBorders>
               <w:bottom w:val="single" w:sz="4" w:space="0" w:color="auto"/>
             </w:tcBorders>
@@ -960,7 +1049,7 @@
                 <w:color w:val="003399"/>
               </w:rPr>
               <w:drawing>
-                <wp:anchor distT="0" distB="0" distL="114300" distR="114300" simplePos="0" relativeHeight="251663360" behindDoc="1" locked="0" layoutInCell="1" allowOverlap="1" wp14:anchorId="1520524F" wp14:editId="140250A8">
+                <wp:anchor distT="0" distB="0" distL="114300" distR="114300" simplePos="0" relativeHeight="251662336" behindDoc="1" locked="0" layoutInCell="1" allowOverlap="1" wp14:anchorId="3EA6E08D" wp14:editId="23014722">
                   <wp:simplePos x="0" y="0"/>
                   <wp:positionH relativeFrom="column">
                     <wp:posOffset>-1</wp:posOffset>
@@ -1088,7 +1177,7 @@
         </w:tc>
         <w:tc>
           <w:tcPr>
-            <w:tcW w:w="4481" w:type="dxa"/>
+            <w:tcW w:w="4760" w:type="dxa"/>
           </w:tcPr>
           <w:p>
             <w:pPr>
@@ -1112,7 +1201,7 @@
                 <w:noProof/>
               </w:rPr>
               <w:drawing>
-                <wp:anchor distT="0" distB="0" distL="114300" distR="114300" simplePos="0" relativeHeight="251662336" behindDoc="1" locked="0" layoutInCell="1" allowOverlap="1" wp14:anchorId="37DCFA19" wp14:editId="33736C59">
+                <wp:anchor distT="0" distB="0" distL="114300" distR="114300" simplePos="0" relativeHeight="251661312" behindDoc="1" locked="0" layoutInCell="1" allowOverlap="1" wp14:anchorId="0312A8E4" wp14:editId="7DE5D584">
                   <wp:simplePos x="0" y="0"/>
                   <wp:positionH relativeFrom="column">
                     <wp:posOffset>1850390</wp:posOffset>
@@ -1252,12 +1341,11 @@
       </w:tr>
       <w:tr>
         <w:trPr>
-          <w:trHeight w:val="414"/>
+          <w:trHeight w:val="406"/>
         </w:trPr>
         <w:tc>
           <w:tcPr>
-            <w:tcW w:w="5879" w:type="dxa"/>
-            <w:gridSpan w:val="2"/>
+            <w:tcW w:w="6250" w:type="dxa"/>
             <w:tcBorders>
               <w:right w:val="single" w:sz="4" w:space="0" w:color="auto"/>
             </w:tcBorders>
@@ -1293,13 +1381,27 @@
                 <w:b/>
                 <w:bCs/>
               </w:rPr>
-              <w:t>Ponnam poosari- Balaji construction</w:t>
+              <w:t>YASOTHA,</w:t>
+            </w:r>
+            <w:r>
+              <w:rPr>
+                <w:b/>
+                <w:bCs/>
+              </w:rPr>
+              <w:br/>
+            </w:r>
+            <w:r>
+              <w:rPr>
+                <w:b/>
+                <w:bCs/>
+              </w:rPr>
+              <w:t>KULLAMPATTI.</w:t>
             </w:r>
           </w:p>
         </w:tc>
         <w:tc>
           <w:tcPr>
-            <w:tcW w:w="4481" w:type="dxa"/>
+            <w:tcW w:w="4760" w:type="dxa"/>
             <w:tcBorders>
               <w:left w:val="single" w:sz="4" w:space="0" w:color="auto"/>
             </w:tcBorders>
@@ -1332,7 +1434,7 @@
               <w:rPr>
                 <w:b/>
               </w:rPr>
-              <w:t>01</w:t>
+              <w:t>72</w:t>
             </w:r>
           </w:p>
           <w:p>
@@ -1373,7 +1475,7 @@
                 <w:sz w:val="20"/>
                 <w:szCs w:val="20"/>
               </w:rPr>
-              <w:t>01/04/2026</w:t>
+              <w:t>11/05/2026</w:t>
             </w:r>
           </w:p>
           <w:p>
@@ -1398,19 +1500,19 @@
               <w:rPr>
                 <w:b/>
               </w:rPr>
-              <w:t>TN54E3791</w:t>
+              <w:t>TN 54 AC 2862</w:t>
             </w:r>
           </w:p>
         </w:tc>
       </w:tr>
       <w:tr>
         <w:trPr>
-          <w:trHeight w:val="250"/>
+          <w:trHeight w:val="244"/>
         </w:trPr>
         <w:tc>
           <w:tcPr>
-            <w:tcW w:w="10360" w:type="dxa"/>
-            <w:gridSpan w:val="3"/>
+            <w:tcW w:w="11010" w:type="dxa"/>
+            <w:gridSpan w:val="2"/>
           </w:tcPr>
           <w:p>
             <w:pPr>
@@ -1422,6 +1524,7 @@
                 <w:szCs w:val="6"/>
               </w:rPr>
             </w:pPr>
+            <w:bookmarkStart w:id="1" w:name="_Hlk229398584"/>
           </w:p>
           <w:p>
             <w:pPr>
@@ -1449,15 +1552,15 @@
               <w:jc w:val="center"/>
             </w:tblPr>
             <w:tblGrid>
-              <w:gridCol w:w="637.7777481079102"/>
-              <w:gridCol w:w="6377.7777099609375"/>
-              <w:gridCol w:w="2004.444580078125"/>
-              <w:gridCol w:w="1898.9472961425781"/>
+              <w:gridCol w:w="688.6868286132812"/>
+              <w:gridCol w:w="6886.868896484375"/>
+              <w:gridCol w:w="2164.444580078125"/>
+              <w:gridCol w:w="1479.4937133789062"/>
             </w:tblGrid>
             <w:tr>
               <w:tc>
                 <w:tcPr>
-                  <w:tcW w:w="637.7777481079102" w:type="dxa"/>
+                  <w:tcW w:w="688.6868286132812" w:type="dxa"/>
                 </w:tcPr>
                 <w:p>
                   <w:pPr/>
@@ -1473,7 +1576,7 @@
               </w:tc>
               <w:tc>
                 <w:tcPr>
-                  <w:tcW w:w="6377.7777099609375" w:type="dxa"/>
+                  <w:tcW w:w="6886.868896484375" w:type="dxa"/>
                 </w:tcPr>
                 <w:p>
                   <w:pPr/>
@@ -1489,7 +1592,7 @@
               </w:tc>
               <w:tc>
                 <w:tcPr>
-                  <w:tcW w:w="2004.444580078125" w:type="dxa"/>
+                  <w:tcW w:w="2164.444580078125" w:type="dxa"/>
                 </w:tcPr>
                 <w:p>
                   <w:pPr/>
@@ -1505,7 +1608,7 @@
               </w:tc>
               <w:tc>
                 <w:tcPr>
-                  <w:tcW w:w="1898.9472961425781" w:type="dxa"/>
+                  <w:tcW w:w="1479.4937133789062" w:type="dxa"/>
                 </w:tcPr>
                 <w:p>
                   <w:pPr/>
@@ -1523,7 +1626,7 @@
             <w:tr>
               <w:tc>
                 <w:tcPr>
-                  <w:tcW w:w="637.7777481079102" w:type="dxa"/>
+                  <w:tcW w:w="688.6868286132812" w:type="dxa"/>
                 </w:tcPr>
                 <w:p>
                   <w:pPr/>
@@ -1534,7 +1637,7 @@
               </w:tc>
               <w:tc>
                 <w:tcPr>
-                  <w:tcW w:w="6377.7777099609375" w:type="dxa"/>
+                  <w:tcW w:w="6886.868896484375" w:type="dxa"/>
                 </w:tcPr>
                 <w:p>
                   <w:pPr/>
@@ -1544,13 +1647,13 @@
                       <w:sz w:val="20"/>
                       <w:szCs w:val="20"/>
                     </w:rPr>
-                    <w:t>NIL</w:t>
+                    <w:t>FLY ASH BRICKS(230/105/75) B/NO:28/04/26</w:t>
                   </w:r>
                 </w:p>
               </w:tc>
               <w:tc>
                 <w:tcPr>
-                  <w:tcW w:w="2004.444580078125" w:type="dxa"/>
+                  <w:tcW w:w="2164.444580078125" w:type="dxa"/>
                 </w:tcPr>
                 <w:p>
                   <w:pPr/>
@@ -1560,13 +1663,13 @@
                       <w:sz w:val="20"/>
                       <w:szCs w:val="20"/>
                     </w:rPr>
-                    <w:t>3000</w:t>
+                    <w:t>2000</w:t>
                   </w:r>
                 </w:p>
               </w:tc>
               <w:tc>
                 <w:tcPr>
-                  <w:tcW w:w="1898.9472961425781" w:type="dxa"/>
+                  <w:tcW w:w="1479.4937133789062" w:type="dxa"/>
                 </w:tcPr>
                 <w:p>
                   <w:pPr/>
@@ -1576,7 +1679,7 @@
                       <w:sz w:val="20"/>
                       <w:szCs w:val="20"/>
                     </w:rPr>
-                    <w:t>19500</w:t>
+                    <w:t>12800</w:t>
                   </w:r>
                 </w:p>
               </w:tc>
@@ -1607,14 +1710,15 @@
       </w:tr>
       <w:tr>
         <w:trPr>
-          <w:gridBefore w:val="1"/>
-          <w:wBefore w:w="6" w:type="dxa"/>
-          <w:trHeight w:val="326"/>
+          <w:trHeight w:val="320"/>
         </w:trPr>
         <w:tc>
           <w:tcPr>
-            <w:tcW w:w="10354" w:type="dxa"/>
+            <w:tcW w:w="11010" w:type="dxa"/>
             <w:gridSpan w:val="2"/>
+            <w:tcBorders>
+              <w:bottom w:val="single" w:sz="4" w:space="0" w:color="auto"/>
+            </w:tcBorders>
           </w:tcPr>
           <w:p>
             <w:pPr>
@@ -1638,7 +1742,7 @@
                 <w:sz w:val="20"/>
                 <w:szCs w:val="20"/>
               </w:rPr>
-              <w:t>Nineteen thousand five hundred  only/-</w:t>
+              <w:t>Twelve thousand eight hundred  only/-</w:t>
             </w:r>
             <w:r>
               <w:rPr>
@@ -1659,19 +1763,18 @@
       </w:tr>
       <w:tr>
         <w:trPr>
-          <w:gridBefore w:val="1"/>
-          <w:wBefore w:w="6" w:type="dxa"/>
-          <w:trHeight w:val="1072"/>
+          <w:trHeight w:val="1056"/>
         </w:trPr>
         <w:tc>
           <w:tcPr>
-            <w:tcW w:w="10354" w:type="dxa"/>
+            <w:tcW w:w="11010" w:type="dxa"/>
             <w:gridSpan w:val="2"/>
           </w:tcPr>
           <w:tbl>
             <w:tblPr>
               <w:tblStyle w:val="TableGrid"/>
-              <w:tblW w:w="10251" w:type="dxa"/>
+              <w:tblW w:w="10888" w:type="dxa"/>
+              <w:tblInd w:w="6" w:type="dxa"/>
               <w:tblBorders>
                 <w:top w:val="none" w:sz="0" w:space="0" w:color="auto"/>
                 <w:left w:val="none" w:sz="0" w:space="0" w:color="auto"/>
@@ -1684,20 +1787,20 @@
               <w:tblLook w:val="04A0" w:firstRow="1" w:lastRow="0" w:firstColumn="1" w:lastColumn="0" w:noHBand="0" w:noVBand="1"/>
             </w:tblPr>
             <w:tblGrid>
-              <w:gridCol w:w="5187"/>
-              <w:gridCol w:w="5064"/>
+              <w:gridCol w:w="5509"/>
+              <w:gridCol w:w="5379"/>
             </w:tblGrid>
             <w:tr>
               <w:trPr>
-                <w:trHeight w:val="247"/>
+                <w:trHeight w:val="242"/>
               </w:trPr>
               <w:tc>
                 <w:tcPr>
-                  <w:tcW w:w="5187" w:type="dxa"/>
+                  <w:tcW w:w="5509" w:type="dxa"/>
                 </w:tcPr>
                 <w:p>
                   <w:pPr>
-                    <w:framePr w:hSpace="180" w:wrap="around" w:hAnchor="margin" w:xAlign="center" w:y="-600"/>
+                    <w:framePr w:hSpace="180" w:wrap="around" w:vAnchor="page" w:hAnchor="margin" w:xAlign="center" w:y="831"/>
                     <w:jc w:val="both"/>
                     <w:rPr>
                       <w:b/>
@@ -1713,11 +1816,11 @@
               </w:tc>
               <w:tc>
                 <w:tcPr>
-                  <w:tcW w:w="5064" w:type="dxa"/>
+                  <w:tcW w:w="5379" w:type="dxa"/>
                 </w:tcPr>
                 <w:p>
                   <w:pPr>
-                    <w:framePr w:hSpace="180" w:wrap="around" w:hAnchor="margin" w:xAlign="center" w:y="-600"/>
+                    <w:framePr w:hSpace="180" w:wrap="around" w:vAnchor="page" w:hAnchor="margin" w:xAlign="center" w:y="831"/>
                     <w:jc w:val="right"/>
                     <w:rPr>
                       <w:b/>
@@ -1779,17 +1882,23 @@
           </w:p>
         </w:tc>
       </w:tr>
+      <w:bookmarkEnd w:id="1"/>
     </w:tbl>
     <w:p>
-      <w:pPr/>
+      <w:pPr>
+        <w:spacing w:after="0"/>
+        <w:rPr>
+          <w:sz w:val="2"/>
+          <w:szCs w:val="2"/>
+        </w:rPr>
+      </w:pPr>
     </w:p>
     <w:p>
       <w:pPr/>
     </w:p>
     <w:sectPr>
-      <w:headerReference w:type="default" r:id="rId8"/>
-      <w:pgSz w:w="11906" w:h="16838"/>
-      <w:pgMar w:top="1440" w:right="1440" w:bottom="1440" w:left="1440" w:header="227" w:footer="340" w:gutter="0"/>
+      <w:pgSz w:w="11906" w:h="16838" w:code="9"/>
+      <w:pgMar w:top="720" w:right="1080" w:bottom="720" w:left="1080" w:header="709" w:footer="709" w:gutter="0"/>
       <w:cols w:space="708"/>
       <w:docGrid w:linePitch="360"/>
     </w:sectPr>
@@ -1845,34 +1954,6 @@
     </w:p>
   </w:footnote>
 </w:footnotes>
-</file>
-
-<file path=word/header1.xml><?xml version="1.0" encoding="utf-8"?>
-<w:hdr xmlns:wpc="http://schemas.microsoft.com/office/word/2010/wordprocessingCanvas" xmlns:cx="http://schemas.microsoft.com/office/drawing/2014/chartex" xmlns:cx1="http://schemas.microsoft.com/office/drawing/2015/9/8/chartex" xmlns:cx2="http://schemas.microsoft.com/office/drawing/2015/10/21/chartex" xmlns:cx3="http://schemas.microsoft.com/office/drawing/2016/5/9/chartex" xmlns:cx4="http://schemas.microsoft.com/office/drawing/2016/5/10/chartex" xmlns:cx5="http://schemas.microsoft.com/office/drawing/2016/5/11/chartex" xmlns:cx6="http://schemas.microsoft.com/office/drawing/2016/5/12/chartex" xmlns:cx7="http://schemas.microsoft.com/office/drawing/2016/5/13/chartex" xmlns:cx8="http://schemas.microsoft.com/office/drawing/2016/5/14/chartex" xmlns:mc="http://schemas.openxmlformats.org/markup-compatibility/2006" xmlns:aink="http://schemas.microsoft.com/office/drawing/2016/ink" xmlns:am3d="http://schemas.microsoft.com/office/drawing/2017/model3d" xmlns:o="urn:schemas-microsoft-com:office:office" xmlns:oel="http://schemas.microsoft.com/office/2019/extlst" xmlns:r="http://schemas.openxmlformats.org/officeDocument/2006/relationships" xmlns:m="http://schemas.openxmlformats.org/officeDocument/2006/math" xmlns:v="urn:schemas-microsoft-com:vml" xmlns:wp14="http://schemas.microsoft.com/office/word/2010/wordprocessingDrawing" xmlns:wp="http://schemas.openxmlformats.org/drawingml/2006/wordprocessingDrawing" xmlns:w10="urn:schemas-microsoft-com:office:word" xmlns:w="http://schemas.openxmlformats.org/wordprocessingml/2006/main" xmlns:w14="http://schemas.microsoft.com/office/word/2010/wordml" xmlns:w15="http://schemas.microsoft.com/office/word/2012/wordml" xmlns:w16cex="http://schemas.microsoft.com/office/word/2018/wordml/cex" xmlns:w16cid="http://schemas.microsoft.com/office/word/2016/wordml/cid" xmlns:w16="http://schemas.microsoft.com/office/word/2018/wordml" xmlns:w16du="http://schemas.microsoft.com/office/word/2023/wordml/word16du" xmlns:w16sdtdh="http://schemas.microsoft.com/office/word/2020/wordml/sdtdatahash" xmlns:w16sdtfl="http://schemas.microsoft.com/office/word/2024/wordml/sdtformatlock" xmlns:w16se="http://schemas.microsoft.com/office/word/2015/wordml/symex" xmlns:wpg="http://schemas.microsoft.com/office/word/2010/wordprocessingGroup" xmlns:wpi="http://schemas.microsoft.com/office/word/2010/wordprocessingInk" xmlns:wne="http://schemas.microsoft.com/office/word/2006/wordml" xmlns:wps="http://schemas.microsoft.com/office/word/2010/wordprocessingShape" mc:Ignorable="w14 w15 w16se w16cid w16 w16cex w16sdtdh w16sdtfl w16du wp14">
-  <w:p>
-    <w:pPr>
-      <w:pStyle w:val="Header"/>
-      <w:rPr>
-        <w:b/>
-        <w:bCs/>
-        <w:sz w:val="40"/>
-        <w:szCs w:val="40"/>
-      </w:rPr>
-    </w:pPr>
-    <w:r>
-      <w:tab/>
-    </w:r>
-    <w:r>
-      <w:rPr>
-        <w:b/>
-        <w:bCs/>
-        <w:sz w:val="40"/>
-        <w:szCs w:val="40"/>
-      </w:rPr>
-      <w:t>DELIVERY CHALLAN</w:t>
-    </w:r>
-  </w:p>
-</w:hdr>
 </file>
 
 <file path=word/styles.xml><?xml version="1.0" encoding="utf-8"?>
@@ -2275,7 +2356,6 @@
   <w:style w:type="paragraph" w:default="1" w:styleId="Normal">
     <w:name w:val="Normal"/>
     <w:qFormat/>
-    <w:rsid w:val="005A5799"/>
   </w:style>
   <w:style w:type="paragraph" w:styleId="Heading1">
     <w:name w:val="heading 1"/>
@@ -2284,7 +2364,7 @@
     <w:link w:val="Heading1Char"/>
     <w:uiPriority w:val="9"/>
     <w:qFormat/>
-    <w:rsid w:val="00F75122"/>
+    <w:rsid w:val="00206E69"/>
     <w:pPr>
       <w:keepNext/>
       <w:keepLines/>
@@ -2307,7 +2387,7 @@
     <w:semiHidden/>
     <w:unhideWhenUsed/>
     <w:qFormat/>
-    <w:rsid w:val="00F75122"/>
+    <w:rsid w:val="00206E69"/>
     <w:pPr>
       <w:keepNext/>
       <w:keepLines/>
@@ -2330,7 +2410,7 @@
     <w:semiHidden/>
     <w:unhideWhenUsed/>
     <w:qFormat/>
-    <w:rsid w:val="00F75122"/>
+    <w:rsid w:val="00206E69"/>
     <w:pPr>
       <w:keepNext/>
       <w:keepLines/>
@@ -2353,7 +2433,7 @@
     <w:semiHidden/>
     <w:unhideWhenUsed/>
     <w:qFormat/>
-    <w:rsid w:val="00F75122"/>
+    <w:rsid w:val="00206E69"/>
     <w:pPr>
       <w:keepNext/>
       <w:keepLines/>
@@ -2376,7 +2456,7 @@
     <w:semiHidden/>
     <w:unhideWhenUsed/>
     <w:qFormat/>
-    <w:rsid w:val="00F75122"/>
+    <w:rsid w:val="00206E69"/>
     <w:pPr>
       <w:keepNext/>
       <w:keepLines/>
@@ -2397,7 +2477,7 @@
     <w:semiHidden/>
     <w:unhideWhenUsed/>
     <w:qFormat/>
-    <w:rsid w:val="00F75122"/>
+    <w:rsid w:val="00206E69"/>
     <w:pPr>
       <w:keepNext/>
       <w:keepLines/>
@@ -2420,7 +2500,7 @@
     <w:semiHidden/>
     <w:unhideWhenUsed/>
     <w:qFormat/>
-    <w:rsid w:val="00F75122"/>
+    <w:rsid w:val="00206E69"/>
     <w:pPr>
       <w:keepNext/>
       <w:keepLines/>
@@ -2441,7 +2521,7 @@
     <w:semiHidden/>
     <w:unhideWhenUsed/>
     <w:qFormat/>
-    <w:rsid w:val="00F75122"/>
+    <w:rsid w:val="00206E69"/>
     <w:pPr>
       <w:keepNext/>
       <w:keepLines/>
@@ -2464,7 +2544,7 @@
     <w:semiHidden/>
     <w:unhideWhenUsed/>
     <w:qFormat/>
-    <w:rsid w:val="00F75122"/>
+    <w:rsid w:val="00206E69"/>
     <w:pPr>
       <w:keepNext/>
       <w:keepLines/>
@@ -2508,7 +2588,7 @@
     <w:basedOn w:val="DefaultParagraphFont"/>
     <w:link w:val="Heading1"/>
     <w:uiPriority w:val="9"/>
-    <w:rsid w:val="00F75122"/>
+    <w:rsid w:val="00206E69"/>
     <w:rPr>
       <w:rFonts w:asciiTheme="majorHAnsi" w:eastAsiaTheme="majorEastAsia" w:hAnsiTheme="majorHAnsi" w:cstheme="majorBidi"/>
       <w:color w:val="2F5496" w:themeColor="accent1" w:themeShade="BF"/>
@@ -2522,7 +2602,7 @@
     <w:link w:val="Heading2"/>
     <w:uiPriority w:val="9"/>
     <w:semiHidden/>
-    <w:rsid w:val="00F75122"/>
+    <w:rsid w:val="00206E69"/>
     <w:rPr>
       <w:rFonts w:asciiTheme="majorHAnsi" w:eastAsiaTheme="majorEastAsia" w:hAnsiTheme="majorHAnsi" w:cstheme="majorBidi"/>
       <w:color w:val="2F5496" w:themeColor="accent1" w:themeShade="BF"/>
@@ -2536,7 +2616,7 @@
     <w:link w:val="Heading3"/>
     <w:uiPriority w:val="9"/>
     <w:semiHidden/>
-    <w:rsid w:val="00F75122"/>
+    <w:rsid w:val="00206E69"/>
     <w:rPr>
       <w:rFonts w:eastAsiaTheme="majorEastAsia" w:cstheme="majorBidi"/>
       <w:color w:val="2F5496" w:themeColor="accent1" w:themeShade="BF"/>
@@ -2550,7 +2630,7 @@
     <w:link w:val="Heading4"/>
     <w:uiPriority w:val="9"/>
     <w:semiHidden/>
-    <w:rsid w:val="00F75122"/>
+    <w:rsid w:val="00206E69"/>
     <w:rPr>
       <w:rFonts w:eastAsiaTheme="majorEastAsia" w:cstheme="majorBidi"/>
       <w:i/>
@@ -2564,7 +2644,7 @@
     <w:link w:val="Heading5"/>
     <w:uiPriority w:val="9"/>
     <w:semiHidden/>
-    <w:rsid w:val="00F75122"/>
+    <w:rsid w:val="00206E69"/>
     <w:rPr>
       <w:rFonts w:eastAsiaTheme="majorEastAsia" w:cstheme="majorBidi"/>
       <w:color w:val="2F5496" w:themeColor="accent1" w:themeShade="BF"/>
@@ -2576,7 +2656,7 @@
     <w:link w:val="Heading6"/>
     <w:uiPriority w:val="9"/>
     <w:semiHidden/>
-    <w:rsid w:val="00F75122"/>
+    <w:rsid w:val="00206E69"/>
     <w:rPr>
       <w:rFonts w:eastAsiaTheme="majorEastAsia" w:cstheme="majorBidi"/>
       <w:i/>
@@ -2590,7 +2670,7 @@
     <w:link w:val="Heading7"/>
     <w:uiPriority w:val="9"/>
     <w:semiHidden/>
-    <w:rsid w:val="00F75122"/>
+    <w:rsid w:val="00206E69"/>
     <w:rPr>
       <w:rFonts w:eastAsiaTheme="majorEastAsia" w:cstheme="majorBidi"/>
       <w:color w:val="595959" w:themeColor="text1" w:themeTint="A6"/>
@@ -2602,7 +2682,7 @@
     <w:link w:val="Heading8"/>
     <w:uiPriority w:val="9"/>
     <w:semiHidden/>
-    <w:rsid w:val="00F75122"/>
+    <w:rsid w:val="00206E69"/>
     <w:rPr>
       <w:rFonts w:eastAsiaTheme="majorEastAsia" w:cstheme="majorBidi"/>
       <w:i/>
@@ -2616,7 +2696,7 @@
     <w:link w:val="Heading9"/>
     <w:uiPriority w:val="9"/>
     <w:semiHidden/>
-    <w:rsid w:val="00F75122"/>
+    <w:rsid w:val="00206E69"/>
     <w:rPr>
       <w:rFonts w:eastAsiaTheme="majorEastAsia" w:cstheme="majorBidi"/>
       <w:color w:val="272727" w:themeColor="text1" w:themeTint="D8"/>
@@ -2629,7 +2709,7 @@
     <w:link w:val="TitleChar"/>
     <w:uiPriority w:val="10"/>
     <w:qFormat/>
-    <w:rsid w:val="00F75122"/>
+    <w:rsid w:val="00206E69"/>
     <w:pPr>
       <w:spacing w:after="80" w:line="240" w:lineRule="auto"/>
       <w:contextualSpacing/>
@@ -2647,7 +2727,7 @@
     <w:basedOn w:val="DefaultParagraphFont"/>
     <w:link w:val="Title"/>
     <w:uiPriority w:val="10"/>
-    <w:rsid w:val="00F75122"/>
+    <w:rsid w:val="00206E69"/>
     <w:rPr>
       <w:rFonts w:asciiTheme="majorHAnsi" w:eastAsiaTheme="majorEastAsia" w:hAnsiTheme="majorHAnsi" w:cstheme="majorBidi"/>
       <w:spacing w:val="-10"/>
@@ -2663,7 +2743,7 @@
     <w:link w:val="SubtitleChar"/>
     <w:uiPriority w:val="11"/>
     <w:qFormat/>
-    <w:rsid w:val="00F75122"/>
+    <w:rsid w:val="00206E69"/>
     <w:pPr>
       <w:numPr>
         <w:ilvl w:val="1"/>
@@ -2682,7 +2762,7 @@
     <w:basedOn w:val="DefaultParagraphFont"/>
     <w:link w:val="Subtitle"/>
     <w:uiPriority w:val="11"/>
-    <w:rsid w:val="00F75122"/>
+    <w:rsid w:val="00206E69"/>
     <w:rPr>
       <w:rFonts w:eastAsiaTheme="majorEastAsia" w:cstheme="majorBidi"/>
       <w:color w:val="595959" w:themeColor="text1" w:themeTint="A6"/>
@@ -2698,7 +2778,7 @@
     <w:link w:val="QuoteChar"/>
     <w:uiPriority w:val="29"/>
     <w:qFormat/>
-    <w:rsid w:val="00F75122"/>
+    <w:rsid w:val="00206E69"/>
     <w:pPr>
       <w:spacing w:before="160"/>
       <w:jc w:val="center"/>
@@ -2714,7 +2794,7 @@
     <w:basedOn w:val="DefaultParagraphFont"/>
     <w:link w:val="Quote"/>
     <w:uiPriority w:val="29"/>
-    <w:rsid w:val="00F75122"/>
+    <w:rsid w:val="00206E69"/>
     <w:rPr>
       <w:i/>
       <w:iCs/>
@@ -2726,7 +2806,7 @@
     <w:basedOn w:val="Normal"/>
     <w:uiPriority w:val="34"/>
     <w:qFormat/>
-    <w:rsid w:val="00F75122"/>
+    <w:rsid w:val="00206E69"/>
     <w:pPr>
       <w:ind w:left="720"/>
       <w:contextualSpacing/>
@@ -2737,7 +2817,7 @@
     <w:basedOn w:val="DefaultParagraphFont"/>
     <w:uiPriority w:val="21"/>
     <w:qFormat/>
-    <w:rsid w:val="00F75122"/>
+    <w:rsid w:val="00206E69"/>
     <w:rPr>
       <w:i/>
       <w:iCs/>
@@ -2751,7 +2831,7 @@
     <w:link w:val="IntenseQuoteChar"/>
     <w:uiPriority w:val="30"/>
     <w:qFormat/>
-    <w:rsid w:val="00F75122"/>
+    <w:rsid w:val="00206E69"/>
     <w:pPr>
       <w:pBdr>
         <w:top w:val="single" w:sz="4" w:space="10" w:color="2F5496" w:themeColor="accent1" w:themeShade="BF"/>
@@ -2772,7 +2852,7 @@
     <w:basedOn w:val="DefaultParagraphFont"/>
     <w:link w:val="IntenseQuote"/>
     <w:uiPriority w:val="30"/>
-    <w:rsid w:val="00F75122"/>
+    <w:rsid w:val="00206E69"/>
     <w:rPr>
       <w:i/>
       <w:iCs/>
@@ -2784,7 +2864,7 @@
     <w:basedOn w:val="DefaultParagraphFont"/>
     <w:uiPriority w:val="32"/>
     <w:qFormat/>
-    <w:rsid w:val="00F75122"/>
+    <w:rsid w:val="00206E69"/>
     <w:rPr>
       <w:b/>
       <w:bCs/>
@@ -2797,7 +2877,7 @@
     <w:name w:val="Table Grid"/>
     <w:basedOn w:val="TableNormal"/>
     <w:uiPriority w:val="39"/>
-    <w:rsid w:val="00F75122"/>
+    <w:rsid w:val="00206E69"/>
     <w:pPr>
       <w:spacing w:after="0" w:line="240" w:lineRule="auto"/>
     </w:pPr>
@@ -2815,59 +2895,6 @@
         <w:insideV w:val="single" w:sz="4" w:space="0" w:color="auto"/>
       </w:tblBorders>
     </w:tblPr>
-  </w:style>
-  <w:style w:type="paragraph" w:styleId="Header">
-    <w:name w:val="header"/>
-    <w:basedOn w:val="Normal"/>
-    <w:link w:val="HeaderChar"/>
-    <w:uiPriority w:val="99"/>
-    <w:unhideWhenUsed/>
-    <w:rsid w:val="00F75122"/>
-    <w:pPr>
-      <w:tabs>
-        <w:tab w:val="center" w:pos="4513"/>
-        <w:tab w:val="right" w:pos="9026"/>
-      </w:tabs>
-      <w:spacing w:after="0" w:line="240" w:lineRule="auto"/>
-    </w:pPr>
-  </w:style>
-  <w:style w:type="character" w:customStyle="1" w:styleId="HeaderChar">
-    <w:name w:val="Header Char"/>
-    <w:basedOn w:val="DefaultParagraphFont"/>
-    <w:link w:val="Header"/>
-    <w:uiPriority w:val="99"/>
-    <w:rsid w:val="00F75122"/>
-  </w:style>
-  <w:style w:type="paragraph" w:styleId="Footer">
-    <w:name w:val="footer"/>
-    <w:basedOn w:val="Normal"/>
-    <w:link w:val="FooterChar"/>
-    <w:uiPriority w:val="99"/>
-    <w:unhideWhenUsed/>
-    <w:rsid w:val="00F75122"/>
-    <w:pPr>
-      <w:tabs>
-        <w:tab w:val="center" w:pos="4513"/>
-        <w:tab w:val="right" w:pos="9026"/>
-      </w:tabs>
-      <w:spacing w:after="0" w:line="240" w:lineRule="auto"/>
-    </w:pPr>
-  </w:style>
-  <w:style w:type="character" w:customStyle="1" w:styleId="FooterChar">
-    <w:name w:val="Footer Char"/>
-    <w:basedOn w:val="DefaultParagraphFont"/>
-    <w:link w:val="Footer"/>
-    <w:uiPriority w:val="99"/>
-    <w:rsid w:val="00F75122"/>
-  </w:style>
-  <w:style w:type="paragraph" w:styleId="NoSpacing">
-    <w:name w:val="No Spacing"/>
-    <w:uiPriority w:val="1"/>
-    <w:qFormat/>
-    <w:rsid w:val="00373B83"/>
-    <w:pPr>
-      <w:spacing w:after="0" w:line="240" w:lineRule="auto"/>
-    </w:pPr>
   </w:style>
 </w:styles>
 </file>

--- a/ConstructionBilling.Api/Data/deliveryChallan.docx
+++ b/ConstructionBilling.Api/Data/deliveryChallan.docx
@@ -16,7 +16,7 @@
       <w:tblPr>
         <w:tblStyle w:val="TableGrid"/>
         <w:tblpPr w:leftFromText="180" w:rightFromText="180" w:vertAnchor="page" w:horzAnchor="margin" w:tblpXSpec="center" w:tblpY="831"/>
-        <w:tblW w:w="11010" w:type="dxa"/>
+        <w:tblW w:w="10990" w:type="dxa"/>
         <w:tblBorders>
           <w:insideV w:val="none" w:sz="0" w:space="0" w:color="auto"/>
         </w:tblBorders>
@@ -24,16 +24,16 @@
         <w:tblLook w:val="04A0" w:firstRow="1" w:lastRow="0" w:firstColumn="1" w:lastColumn="0" w:noHBand="0" w:noVBand="1"/>
       </w:tblPr>
       <w:tblGrid>
-        <w:gridCol w:w="6250"/>
-        <w:gridCol w:w="4760"/>
+        <w:gridCol w:w="6238"/>
+        <w:gridCol w:w="4752"/>
       </w:tblGrid>
       <w:tr>
         <w:trPr>
-          <w:trHeight w:val="620"/>
+          <w:trHeight w:val="612"/>
         </w:trPr>
         <w:tc>
           <w:tcPr>
-            <w:tcW w:w="11010" w:type="dxa"/>
+            <w:tcW w:w="10990" w:type="dxa"/>
             <w:gridSpan w:val="2"/>
             <w:tcBorders>
               <w:top w:val="nil"/>
@@ -49,8 +49,8 @@
               <w:jc w:val="center"/>
               <w:rPr>
                 <w:noProof/>
-                <w:sz w:val="16"/>
-                <w:szCs w:val="16"/>
+                <w:sz w:val="28"/>
+                <w:szCs w:val="28"/>
               </w:rPr>
             </w:pPr>
             <w:r>
@@ -67,11 +67,11 @@
       </w:tr>
       <w:tr>
         <w:trPr>
-          <w:trHeight w:val="1524"/>
+          <w:trHeight w:val="1505"/>
         </w:trPr>
         <w:tc>
           <w:tcPr>
-            <w:tcW w:w="6250" w:type="dxa"/>
+            <w:tcW w:w="6238" w:type="dxa"/>
             <w:tcBorders>
               <w:top w:val="single" w:sz="4" w:space="0" w:color="auto"/>
               <w:bottom w:val="single" w:sz="4" w:space="0" w:color="auto"/>
@@ -229,7 +229,7 @@
         </w:tc>
         <w:tc>
           <w:tcPr>
-            <w:tcW w:w="4760" w:type="dxa"/>
+            <w:tcW w:w="4751" w:type="dxa"/>
             <w:tcBorders>
               <w:top w:val="single" w:sz="4" w:space="0" w:color="auto"/>
               <w:left w:val="single" w:sz="4" w:space="0" w:color="auto"/>
@@ -340,6 +340,46 @@
                 <w:b/>
                 <w:bCs/>
               </w:rPr>
+              <w:t xml:space="preserve"> </w:t>
+            </w:r>
+            <w:r>
+              <w:rPr>
+                <w:rFonts w:cstheme="minorHAnsi"/>
+                <w:b/>
+                <w:bCs/>
+              </w:rPr>
+              <w:t xml:space="preserve">  </w:t>
+            </w:r>
+            <w:r>
+              <w:rPr>
+                <w:rFonts w:cstheme="minorHAnsi"/>
+                <w:b/>
+                <w:bCs/>
+              </w:rPr>
+              <w:t xml:space="preserve">  </w:t>
+            </w:r>
+            <w:r>
+              <w:rPr>
+                <w:rFonts w:cstheme="minorHAnsi"/>
+                <w:b/>
+                <w:bCs/>
+              </w:rPr>
+              <w:t xml:space="preserve"> </w:t>
+            </w:r>
+            <w:r>
+              <w:rPr>
+                <w:rFonts w:cstheme="minorHAnsi"/>
+                <w:b/>
+                <w:bCs/>
+              </w:rPr>
+              <w:t xml:space="preserve"> </w:t>
+            </w:r>
+            <w:r>
+              <w:rPr>
+                <w:rFonts w:cstheme="minorHAnsi"/>
+                <w:b/>
+                <w:bCs/>
+              </w:rPr>
               <w:t>Email:</w:t>
             </w:r>
             <w:r>
@@ -365,6 +405,46 @@
                 <w:szCs w:val="24"/>
               </w:rPr>
             </w:pPr>
+            <w:r>
+              <w:rPr>
+                <w:rFonts w:cstheme="minorHAnsi"/>
+                <w:b/>
+                <w:bCs/>
+              </w:rPr>
+              <w:t xml:space="preserve">  </w:t>
+            </w:r>
+            <w:r>
+              <w:rPr>
+                <w:rFonts w:cstheme="minorHAnsi"/>
+                <w:b/>
+                <w:bCs/>
+              </w:rPr>
+              <w:t xml:space="preserve">  </w:t>
+            </w:r>
+            <w:r>
+              <w:rPr>
+                <w:rFonts w:cstheme="minorHAnsi"/>
+                <w:b/>
+                <w:bCs/>
+              </w:rPr>
+              <w:t xml:space="preserve"> </w:t>
+            </w:r>
+            <w:r>
+              <w:rPr>
+                <w:rFonts w:cstheme="minorHAnsi"/>
+                <w:b/>
+                <w:bCs/>
+              </w:rPr>
+              <w:t xml:space="preserve"> </w:t>
+            </w:r>
+            <w:r>
+              <w:rPr>
+                <w:rFonts w:cstheme="minorHAnsi"/>
+                <w:b/>
+                <w:bCs/>
+              </w:rPr>
+              <w:t xml:space="preserve"> </w:t>
+            </w:r>
             <w:r>
               <w:rPr>
                 <w:rFonts w:cstheme="minorHAnsi"/>
@@ -397,11 +477,11 @@
       </w:tr>
       <w:tr>
         <w:trPr>
-          <w:trHeight w:val="406"/>
+          <w:trHeight w:val="401"/>
         </w:trPr>
         <w:tc>
           <w:tcPr>
-            <w:tcW w:w="6250" w:type="dxa"/>
+            <w:tcW w:w="6238" w:type="dxa"/>
             <w:tcBorders>
               <w:right w:val="single" w:sz="4" w:space="0" w:color="auto"/>
             </w:tcBorders>
@@ -437,7 +517,7 @@
                 <w:b/>
                 <w:bCs/>
               </w:rPr>
-              <w:t>YASOTHA,</w:t>
+              <w:t>THIRUNAVUKARASU,</w:t>
             </w:r>
             <w:r>
               <w:rPr>
@@ -451,13 +531,41 @@
                 <w:b/>
                 <w:bCs/>
               </w:rPr>
-              <w:t>KULLAMPATTI.</w:t>
+              <w:t>SILON COLONY,</w:t>
+            </w:r>
+            <w:r>
+              <w:rPr>
+                <w:b/>
+                <w:bCs/>
+              </w:rPr>
+              <w:br/>
+            </w:r>
+            <w:r>
+              <w:rPr>
+                <w:b/>
+                <w:bCs/>
+              </w:rPr>
+              <w:t>AMMAPET,</w:t>
+            </w:r>
+            <w:r>
+              <w:rPr>
+                <w:b/>
+                <w:bCs/>
+              </w:rPr>
+              <w:br/>
+            </w:r>
+            <w:r>
+              <w:rPr>
+                <w:b/>
+                <w:bCs/>
+              </w:rPr>
+              <w:t>PH.NO:9362125865</w:t>
             </w:r>
           </w:p>
         </w:tc>
         <w:tc>
           <w:tcPr>
-            <w:tcW w:w="4760" w:type="dxa"/>
+            <w:tcW w:w="4751" w:type="dxa"/>
             <w:tcBorders>
               <w:left w:val="single" w:sz="4" w:space="0" w:color="auto"/>
             </w:tcBorders>
@@ -466,108 +574,151 @@
             <w:pPr>
               <w:spacing w:line="276" w:lineRule="auto"/>
               <w:rPr>
-                <w:b/>
-                <w:bCs/>
-              </w:rPr>
-            </w:pPr>
-            <w:r>
-              <w:rPr>
-                <w:b/>
-                <w:bCs/>
-              </w:rPr>
-              <w:t>Delivery Challan</w:t>
-            </w:r>
-            <w:r>
-              <w:rPr>
-                <w:b/>
-                <w:bCs/>
-              </w:rPr>
-              <w:t xml:space="preserve"> No: </w:t>
+                <w:sz w:val="20"/>
+                <w:szCs w:val="20"/>
+              </w:rPr>
+            </w:pPr>
+            <w:r>
+              <w:rPr>
+                <w:sz w:val="20"/>
+                <w:szCs w:val="20"/>
+              </w:rPr>
+              <w:t xml:space="preserve">Delivery Challan No: </w:t>
             </w:r>
             <w:proofErr w:type="spellStart"/>
             <w:proofErr w:type="spellEnd"/>
             <w:r>
               <w:rPr>
-                <w:b/>
-              </w:rPr>
-              <w:t>72</w:t>
+                <w:sz w:val="20"/>
+                <w:szCs w:val="20"/>
+              </w:rPr>
+              <w:t>91</w:t>
             </w:r>
           </w:p>
           <w:p>
             <w:pPr>
               <w:spacing w:line="276" w:lineRule="auto"/>
               <w:rPr>
-                <w:b/>
-                <w:bCs/>
-                <w:sz w:val="20"/>
-                <w:szCs w:val="20"/>
-              </w:rPr>
-            </w:pPr>
-            <w:r>
-              <w:rPr>
-                <w:b/>
-                <w:bCs/>
-                <w:sz w:val="20"/>
-                <w:szCs w:val="20"/>
-              </w:rPr>
-              <w:t>Delivery Challen Date</w:t>
-            </w:r>
-            <w:r>
-              <w:rPr>
-                <w:b/>
-                <w:bCs/>
-              </w:rPr>
-              <w:t>:</w:t>
-            </w:r>
-            <w:r>
-              <w:t xml:space="preserve"> </w:t>
+                <w:sz w:val="20"/>
+                <w:szCs w:val="20"/>
+              </w:rPr>
+            </w:pPr>
+            <w:r>
+              <w:rPr>
+                <w:sz w:val="20"/>
+                <w:szCs w:val="20"/>
+              </w:rPr>
+              <w:t xml:space="preserve">Delivery Challen Date: </w:t>
             </w:r>
             <w:proofErr w:type="spellStart"/>
             <w:proofErr w:type="spellEnd"/>
             <w:r>
               <w:rPr>
-                <w:b/>
-                <w:bCs/>
-                <w:sz w:val="20"/>
-                <w:szCs w:val="20"/>
-              </w:rPr>
-              <w:t>11/05/2026</w:t>
-            </w:r>
-          </w:p>
-          <w:p>
-            <w:pPr>
-              <w:rPr>
-                <w:b/>
-                <w:bCs/>
-              </w:rPr>
-            </w:pPr>
-            <w:r>
-              <w:rPr>
-                <w:b/>
-                <w:bCs/>
-                <w:sz w:val="20"/>
-                <w:szCs w:val="20"/>
-              </w:rPr>
-              <w:t xml:space="preserve">Vehicle No: </w:t>
+                <w:sz w:val="20"/>
+                <w:szCs w:val="20"/>
+              </w:rPr>
+              <w:t>26/05/2026</w:t>
+            </w:r>
+          </w:p>
+          <w:p>
+            <w:pPr>
+              <w:rPr>
+                <w:sz w:val="20"/>
+                <w:szCs w:val="20"/>
+              </w:rPr>
+            </w:pPr>
+            <w:r>
+              <w:rPr>
+                <w:sz w:val="20"/>
+                <w:szCs w:val="20"/>
+              </w:rPr>
+              <w:t>Delivery</w:t>
+            </w:r>
+            <w:r>
+              <w:rPr>
+                <w:sz w:val="20"/>
+                <w:szCs w:val="20"/>
+              </w:rPr>
+              <w:t xml:space="preserve"> Person</w:t>
+            </w:r>
+            <w:r>
+              <w:rPr>
+                <w:sz w:val="20"/>
+                <w:szCs w:val="20"/>
+              </w:rPr>
+              <w:t xml:space="preserve"> </w:t>
+            </w:r>
+            <w:r>
+              <w:rPr>
+                <w:sz w:val="20"/>
+                <w:szCs w:val="20"/>
+              </w:rPr>
+              <w:t>Name</w:t>
+            </w:r>
+            <w:r>
+              <w:rPr>
+                <w:sz w:val="20"/>
+                <w:szCs w:val="20"/>
+              </w:rPr>
+              <w:t xml:space="preserve">: </w:t>
             </w:r>
             <w:proofErr w:type="spellStart"/>
             <w:proofErr w:type="spellEnd"/>
             <w:r>
               <w:rPr>
-                <w:b/>
-              </w:rPr>
-              <w:t>TN 54 AC 2862</w:t>
+                <w:sz w:val="20"/>
+                <w:szCs w:val="20"/>
+              </w:rPr>
+              <w:t>RVN</w:t>
+            </w:r>
+          </w:p>
+          <w:p>
+            <w:pPr>
+              <w:rPr>
+                <w:sz w:val="20"/>
+                <w:szCs w:val="20"/>
+              </w:rPr>
+            </w:pPr>
+            <w:r>
+              <w:rPr>
+                <w:sz w:val="20"/>
+                <w:szCs w:val="20"/>
+              </w:rPr>
+              <w:t>Vehicle No</w:t>
+            </w:r>
+            <w:r>
+              <w:rPr>
+                <w:sz w:val="20"/>
+                <w:szCs w:val="20"/>
+              </w:rPr>
+              <w:t xml:space="preserve"> &amp; Driver Name</w:t>
+            </w:r>
+            <w:r>
+              <w:rPr>
+                <w:sz w:val="20"/>
+                <w:szCs w:val="20"/>
+              </w:rPr>
+              <w:t xml:space="preserve">: </w:t>
+            </w:r>
+            <w:proofErr w:type="spellStart"/>
+            <w:proofErr w:type="spellEnd"/>
+            <w:r>
+              <w:rPr>
+                <w:sz w:val="20"/>
+                <w:szCs w:val="20"/>
+              </w:rPr>
+              <w:t>TN 54 S 3534 - MANI(RVN)</w:t>
             </w:r>
           </w:p>
         </w:tc>
       </w:tr>
       <w:tr>
         <w:trPr>
-          <w:trHeight w:val="244"/>
+          <w:trHeight w:val="241"/>
         </w:trPr>
         <w:tc>
           <w:tcPr>
-            <w:tcW w:w="11010" w:type="dxa"/>
+            <w:tcW w:w="10990" w:type="dxa"/>
             <w:gridSpan w:val="2"/>
           </w:tcPr>
           <w:p>
@@ -623,8 +774,8 @@
                   <w:r>
                     <w:rPr>
                       <w:rFonts w:ascii="Arial" w:hAnsi="Arial" w:cs="Arial" w:eastAsia="Arial"/>
-                      <w:sz w:val="20"/>
-                      <w:szCs w:val="20"/>
+                      <w:sz w:val="16"/>
+                      <w:szCs w:val="16"/>
                     </w:rPr>
                     <w:t>S.No</w:t>
                   </w:r>
@@ -703,7 +854,7 @@
                       <w:sz w:val="20"/>
                       <w:szCs w:val="20"/>
                     </w:rPr>
-                    <w:t>FLY ASH BRICKS(230/105/75) B/NO:28/04/26</w:t>
+                    <w:t>FLY ASH BRICKS(230/105/75) B.NO: 6/4/26</w:t>
                   </w:r>
                 </w:p>
               </w:tc>
@@ -719,7 +870,7 @@
                       <w:sz w:val="20"/>
                       <w:szCs w:val="20"/>
                     </w:rPr>
-                    <w:t>2000</w:t>
+                    <w:t>3000</w:t>
                   </w:r>
                 </w:p>
               </w:tc>
@@ -735,7 +886,7 @@
                       <w:sz w:val="20"/>
                       <w:szCs w:val="20"/>
                     </w:rPr>
-                    <w:t>12800</w:t>
+                    <w:t>17430.00</w:t>
                   </w:r>
                 </w:p>
               </w:tc>
@@ -766,11 +917,11 @@
       </w:tr>
       <w:tr>
         <w:trPr>
-          <w:trHeight w:val="320"/>
+          <w:trHeight w:val="316"/>
         </w:trPr>
         <w:tc>
           <w:tcPr>
-            <w:tcW w:w="11010" w:type="dxa"/>
+            <w:tcW w:w="10990" w:type="dxa"/>
             <w:gridSpan w:val="2"/>
             <w:tcBorders>
               <w:bottom w:val="single" w:sz="4" w:space="0" w:color="auto"/>
@@ -798,7 +949,7 @@
                 <w:sz w:val="20"/>
                 <w:szCs w:val="20"/>
               </w:rPr>
-              <w:t>Twelve thousand eight hundred  only/-</w:t>
+              <w:t>Seventeen thousand four hundred and thirty  only/-</w:t>
             </w:r>
             <w:r>
               <w:rPr>
@@ -819,11 +970,11 @@
       </w:tr>
       <w:tr>
         <w:trPr>
-          <w:trHeight w:val="1056"/>
+          <w:trHeight w:val="1043"/>
         </w:trPr>
         <w:tc>
           <w:tcPr>
-            <w:tcW w:w="11010" w:type="dxa"/>
+            <w:tcW w:w="10990" w:type="dxa"/>
             <w:gridSpan w:val="2"/>
             <w:tcBorders>
               <w:bottom w:val="single" w:sz="4" w:space="0" w:color="auto"/>
@@ -832,7 +983,7 @@
           <w:tbl>
             <w:tblPr>
               <w:tblStyle w:val="TableGrid"/>
-              <w:tblW w:w="10888" w:type="dxa"/>
+              <w:tblW w:w="10867" w:type="dxa"/>
               <w:tblInd w:w="6" w:type="dxa"/>
               <w:tblBorders>
                 <w:top w:val="none" w:sz="0" w:space="0" w:color="auto"/>
@@ -846,16 +997,16 @@
               <w:tblLook w:val="04A0" w:firstRow="1" w:lastRow="0" w:firstColumn="1" w:lastColumn="0" w:noHBand="0" w:noVBand="1"/>
             </w:tblPr>
             <w:tblGrid>
-              <w:gridCol w:w="5509"/>
-              <w:gridCol w:w="5379"/>
+              <w:gridCol w:w="5498"/>
+              <w:gridCol w:w="5369"/>
             </w:tblGrid>
             <w:tr>
               <w:trPr>
-                <w:trHeight w:val="242"/>
+                <w:trHeight w:val="239"/>
               </w:trPr>
               <w:tc>
                 <w:tcPr>
-                  <w:tcW w:w="5509" w:type="dxa"/>
+                  <w:tcW w:w="5498" w:type="dxa"/>
                 </w:tcPr>
                 <w:p>
                   <w:pPr>
@@ -875,7 +1026,7 @@
               </w:tc>
               <w:tc>
                 <w:tcPr>
-                  <w:tcW w:w="5379" w:type="dxa"/>
+                  <w:tcW w:w="5369" w:type="dxa"/>
                 </w:tcPr>
                 <w:p>
                   <w:pPr>
@@ -943,11 +1094,11 @@
       </w:tr>
       <w:tr>
         <w:trPr>
-          <w:trHeight w:val="320"/>
+          <w:trHeight w:val="316"/>
         </w:trPr>
         <w:tc>
           <w:tcPr>
-            <w:tcW w:w="11010" w:type="dxa"/>
+            <w:tcW w:w="10990" w:type="dxa"/>
             <w:gridSpan w:val="2"/>
             <w:tcBorders>
               <w:top w:val="dashed" w:sz="8" w:space="0" w:color="000000"/>
@@ -959,7 +1110,6 @@
           <w:p>
             <w:pPr>
               <w:spacing w:before="60"/>
-              <w:jc w:val="center"/>
               <w:rPr>
                 <w:sz w:val="16"/>
                 <w:szCs w:val="16"/>
@@ -970,23 +1120,48 @@
                 <w:sz w:val="18"/>
                 <w:szCs w:val="18"/>
               </w:rPr>
-              <w:t>✂  - - - - - - - - - - - - - - - - - - - - - - - - - - - TEAR HERE - - - - - - - - - - - - - - - - - - - - - - - - - - -  ✂</w:t>
-            </w:r>
+              <w:t xml:space="preserve">                                                          </w:t>
+            </w:r>
+            <w:proofErr w:type="gramStart"/>
+            <w:r>
+              <w:rPr>
+                <w:sz w:val="18"/>
+                <w:szCs w:val="18"/>
+              </w:rPr>
+              <w:t>✂  -</w:t>
+            </w:r>
+            <w:proofErr w:type="gramEnd"/>
+            <w:r>
+              <w:rPr>
+                <w:sz w:val="18"/>
+                <w:szCs w:val="18"/>
+              </w:rPr>
+              <w:t xml:space="preserve"> - - - - - - - - - - - - - - - - - - - - - - - - - - TEAR HERE - - - - - - - - - - - - - - - - - - - - - - - - - - </w:t>
+            </w:r>
+            <w:proofErr w:type="gramStart"/>
+            <w:r>
+              <w:rPr>
+                <w:sz w:val="18"/>
+                <w:szCs w:val="18"/>
+              </w:rPr>
+              <w:t>-  ✂</w:t>
+            </w:r>
+            <w:proofErr w:type="gramEnd"/>
           </w:p>
         </w:tc>
       </w:tr>
       <w:tr>
         <w:trPr>
-          <w:trHeight w:val="620"/>
+          <w:trHeight w:val="612"/>
         </w:trPr>
         <w:tc>
           <w:tcPr>
-            <w:tcW w:w="11010" w:type="dxa"/>
+            <w:tcW w:w="10990" w:type="dxa"/>
             <w:gridSpan w:val="2"/>
             <w:tcBorders>
               <w:top w:val="nil"/>
               <w:left w:val="nil"/>
-              <w:bottom w:val="nil"/>
+              <w:bottom w:val="single" w:sz="4" w:space="0" w:color="auto"/>
               <w:right w:val="nil"/>
             </w:tcBorders>
             <w:vAlign w:val="center"/>
@@ -1017,13 +1192,14 @@
       <w:bookmarkEnd w:id="0"/>
       <w:tr>
         <w:trPr>
-          <w:trHeight w:val="1524"/>
+          <w:trHeight w:val="1505"/>
         </w:trPr>
         <w:tc>
           <w:tcPr>
-            <w:tcW w:w="6250" w:type="dxa"/>
+            <w:tcW w:w="6238" w:type="dxa"/>
             <w:tcBorders>
               <w:bottom w:val="single" w:sz="4" w:space="0" w:color="auto"/>
+              <w:right w:val="single" w:sz="4" w:space="0" w:color="auto"/>
             </w:tcBorders>
           </w:tcPr>
           <w:p>
@@ -1177,7 +1353,10 @@
         </w:tc>
         <w:tc>
           <w:tcPr>
-            <w:tcW w:w="4760" w:type="dxa"/>
+            <w:tcW w:w="4751" w:type="dxa"/>
+            <w:tcBorders>
+              <w:left w:val="single" w:sz="4" w:space="0" w:color="auto"/>
+            </w:tcBorders>
           </w:tcPr>
           <w:p>
             <w:pPr>
@@ -1284,6 +1463,46 @@
                 <w:b/>
                 <w:bCs/>
               </w:rPr>
+              <w:t xml:space="preserve">  </w:t>
+            </w:r>
+            <w:r>
+              <w:rPr>
+                <w:rFonts w:cstheme="minorHAnsi"/>
+                <w:b/>
+                <w:bCs/>
+              </w:rPr>
+              <w:t xml:space="preserve"> </w:t>
+            </w:r>
+            <w:r>
+              <w:rPr>
+                <w:rFonts w:cstheme="minorHAnsi"/>
+                <w:b/>
+                <w:bCs/>
+              </w:rPr>
+              <w:t xml:space="preserve">  </w:t>
+            </w:r>
+            <w:r>
+              <w:rPr>
+                <w:rFonts w:cstheme="minorHAnsi"/>
+                <w:b/>
+                <w:bCs/>
+              </w:rPr>
+              <w:t xml:space="preserve"> </w:t>
+            </w:r>
+            <w:r>
+              <w:rPr>
+                <w:rFonts w:cstheme="minorHAnsi"/>
+                <w:b/>
+                <w:bCs/>
+              </w:rPr>
+              <w:t xml:space="preserve"> </w:t>
+            </w:r>
+            <w:r>
+              <w:rPr>
+                <w:rFonts w:cstheme="minorHAnsi"/>
+                <w:b/>
+                <w:bCs/>
+              </w:rPr>
               <w:t>Email:</w:t>
             </w:r>
             <w:r>
@@ -1309,6 +1528,38 @@
                 <w:szCs w:val="24"/>
               </w:rPr>
             </w:pPr>
+            <w:r>
+              <w:rPr>
+                <w:rFonts w:cstheme="minorHAnsi"/>
+                <w:b/>
+                <w:bCs/>
+              </w:rPr>
+              <w:t xml:space="preserve">   </w:t>
+            </w:r>
+            <w:r>
+              <w:rPr>
+                <w:rFonts w:cstheme="minorHAnsi"/>
+                <w:b/>
+                <w:bCs/>
+              </w:rPr>
+              <w:t xml:space="preserve">  </w:t>
+            </w:r>
+            <w:r>
+              <w:rPr>
+                <w:rFonts w:cstheme="minorHAnsi"/>
+                <w:b/>
+                <w:bCs/>
+              </w:rPr>
+              <w:t xml:space="preserve"> </w:t>
+            </w:r>
+            <w:r>
+              <w:rPr>
+                <w:rFonts w:cstheme="minorHAnsi"/>
+                <w:b/>
+                <w:bCs/>
+              </w:rPr>
+              <w:t xml:space="preserve"> </w:t>
+            </w:r>
             <w:r>
               <w:rPr>
                 <w:rFonts w:cstheme="minorHAnsi"/>
@@ -1341,11 +1592,11 @@
       </w:tr>
       <w:tr>
         <w:trPr>
-          <w:trHeight w:val="406"/>
+          <w:trHeight w:val="401"/>
         </w:trPr>
         <w:tc>
           <w:tcPr>
-            <w:tcW w:w="6250" w:type="dxa"/>
+            <w:tcW w:w="6238" w:type="dxa"/>
             <w:tcBorders>
               <w:right w:val="single" w:sz="4" w:space="0" w:color="auto"/>
             </w:tcBorders>
@@ -1381,7 +1632,7 @@
                 <w:b/>
                 <w:bCs/>
               </w:rPr>
-              <w:t>YASOTHA,</w:t>
+              <w:t>THIRUNAVUKARASU,</w:t>
             </w:r>
             <w:r>
               <w:rPr>
@@ -1395,13 +1646,41 @@
                 <w:b/>
                 <w:bCs/>
               </w:rPr>
-              <w:t>KULLAMPATTI.</w:t>
+              <w:t>SILON COLONY,</w:t>
+            </w:r>
+            <w:r>
+              <w:rPr>
+                <w:b/>
+                <w:bCs/>
+              </w:rPr>
+              <w:br/>
+            </w:r>
+            <w:r>
+              <w:rPr>
+                <w:b/>
+                <w:bCs/>
+              </w:rPr>
+              <w:t>AMMAPET,</w:t>
+            </w:r>
+            <w:r>
+              <w:rPr>
+                <w:b/>
+                <w:bCs/>
+              </w:rPr>
+              <w:br/>
+            </w:r>
+            <w:r>
+              <w:rPr>
+                <w:b/>
+                <w:bCs/>
+              </w:rPr>
+              <w:t>PH.NO:9362125865</w:t>
             </w:r>
           </w:p>
         </w:tc>
         <w:tc>
           <w:tcPr>
-            <w:tcW w:w="4760" w:type="dxa"/>
+            <w:tcW w:w="4751" w:type="dxa"/>
             <w:tcBorders>
               <w:left w:val="single" w:sz="4" w:space="0" w:color="auto"/>
             </w:tcBorders>
@@ -1410,108 +1689,158 @@
             <w:pPr>
               <w:spacing w:line="276" w:lineRule="auto"/>
               <w:rPr>
-                <w:b/>
-                <w:bCs/>
-              </w:rPr>
-            </w:pPr>
-            <w:r>
-              <w:rPr>
-                <w:b/>
-                <w:bCs/>
-              </w:rPr>
-              <w:t>Delivery Challan</w:t>
-            </w:r>
-            <w:r>
-              <w:rPr>
-                <w:b/>
-                <w:bCs/>
-              </w:rPr>
-              <w:t xml:space="preserve"> No: </w:t>
+                <w:sz w:val="20"/>
+                <w:szCs w:val="20"/>
+              </w:rPr>
+            </w:pPr>
+            <w:r>
+              <w:rPr>
+                <w:sz w:val="20"/>
+                <w:szCs w:val="20"/>
+              </w:rPr>
+              <w:t xml:space="preserve">Delivery Challan No: </w:t>
             </w:r>
             <w:proofErr w:type="spellStart"/>
             <w:proofErr w:type="spellEnd"/>
             <w:r>
               <w:rPr>
-                <w:b/>
-              </w:rPr>
-              <w:t>72</w:t>
+                <w:sz w:val="20"/>
+                <w:szCs w:val="20"/>
+              </w:rPr>
+              <w:t>91</w:t>
             </w:r>
           </w:p>
           <w:p>
             <w:pPr>
               <w:spacing w:line="276" w:lineRule="auto"/>
               <w:rPr>
-                <w:b/>
-                <w:bCs/>
-                <w:sz w:val="20"/>
-                <w:szCs w:val="20"/>
-              </w:rPr>
-            </w:pPr>
-            <w:r>
-              <w:rPr>
-                <w:b/>
-                <w:bCs/>
-                <w:sz w:val="20"/>
-                <w:szCs w:val="20"/>
-              </w:rPr>
-              <w:t>Delivery Challen Date</w:t>
-            </w:r>
-            <w:r>
-              <w:rPr>
-                <w:b/>
-                <w:bCs/>
-              </w:rPr>
-              <w:t>:</w:t>
-            </w:r>
-            <w:r>
-              <w:t xml:space="preserve"> </w:t>
+                <w:sz w:val="20"/>
+                <w:szCs w:val="20"/>
+              </w:rPr>
+            </w:pPr>
+            <w:r>
+              <w:rPr>
+                <w:sz w:val="20"/>
+                <w:szCs w:val="20"/>
+              </w:rPr>
+              <w:t xml:space="preserve">Delivery Challen Date: </w:t>
             </w:r>
             <w:proofErr w:type="spellStart"/>
             <w:proofErr w:type="spellEnd"/>
             <w:r>
               <w:rPr>
-                <w:b/>
-                <w:bCs/>
-                <w:sz w:val="20"/>
-                <w:szCs w:val="20"/>
-              </w:rPr>
-              <w:t>11/05/2026</w:t>
-            </w:r>
-          </w:p>
-          <w:p>
-            <w:pPr>
-              <w:rPr>
-                <w:b/>
-                <w:bCs/>
-              </w:rPr>
-            </w:pPr>
-            <w:r>
-              <w:rPr>
-                <w:b/>
-                <w:bCs/>
-                <w:sz w:val="20"/>
-                <w:szCs w:val="20"/>
-              </w:rPr>
-              <w:t xml:space="preserve">Vehicle No: </w:t>
+                <w:sz w:val="20"/>
+                <w:szCs w:val="20"/>
+              </w:rPr>
+              <w:t>26/05/2026</w:t>
+            </w:r>
+          </w:p>
+          <w:p>
+            <w:pPr>
+              <w:rPr>
+                <w:sz w:val="20"/>
+                <w:szCs w:val="20"/>
+              </w:rPr>
+            </w:pPr>
+            <w:r>
+              <w:rPr>
+                <w:sz w:val="20"/>
+                <w:szCs w:val="20"/>
+              </w:rPr>
+              <w:t>Delivery</w:t>
+            </w:r>
+            <w:r>
+              <w:rPr>
+                <w:sz w:val="20"/>
+                <w:szCs w:val="20"/>
+              </w:rPr>
+              <w:t xml:space="preserve"> </w:t>
+            </w:r>
+            <w:r>
+              <w:rPr>
+                <w:sz w:val="20"/>
+                <w:szCs w:val="20"/>
+              </w:rPr>
+              <w:t>Person</w:t>
+            </w:r>
+            <w:r>
+              <w:rPr>
+                <w:sz w:val="20"/>
+                <w:szCs w:val="20"/>
+              </w:rPr>
+              <w:t xml:space="preserve"> </w:t>
+            </w:r>
+            <w:r>
+              <w:rPr>
+                <w:sz w:val="20"/>
+                <w:szCs w:val="20"/>
+              </w:rPr>
+              <w:t>Name</w:t>
+            </w:r>
+            <w:r>
+              <w:rPr>
+                <w:sz w:val="20"/>
+                <w:szCs w:val="20"/>
+              </w:rPr>
+              <w:t xml:space="preserve">: </w:t>
             </w:r>
             <w:proofErr w:type="spellStart"/>
             <w:proofErr w:type="spellEnd"/>
             <w:r>
               <w:rPr>
-                <w:b/>
-              </w:rPr>
-              <w:t>TN 54 AC 2862</w:t>
+                <w:sz w:val="20"/>
+                <w:szCs w:val="20"/>
+              </w:rPr>
+              <w:t>RVN</w:t>
+            </w:r>
+          </w:p>
+          <w:p>
+            <w:pPr>
+              <w:rPr>
+                <w:sz w:val="20"/>
+                <w:szCs w:val="20"/>
+              </w:rPr>
+            </w:pPr>
+            <w:r>
+              <w:rPr>
+                <w:sz w:val="20"/>
+                <w:szCs w:val="20"/>
+              </w:rPr>
+              <w:t>Vehicle No</w:t>
+            </w:r>
+            <w:r>
+              <w:rPr>
+                <w:sz w:val="20"/>
+                <w:szCs w:val="20"/>
+              </w:rPr>
+              <w:t xml:space="preserve"> &amp; Driver Name</w:t>
+            </w:r>
+            <w:r>
+              <w:rPr>
+                <w:sz w:val="20"/>
+                <w:szCs w:val="20"/>
+              </w:rPr>
+              <w:t xml:space="preserve">: </w:t>
+            </w:r>
+            <w:proofErr w:type="spellStart"/>
+            <w:proofErr w:type="spellEnd"/>
+            <w:r>
+              <w:rPr>
+                <w:sz w:val="20"/>
+                <w:szCs w:val="20"/>
+              </w:rPr>
+              <w:t>TN 54 S 3534 - MANI(RVN)</w:t>
             </w:r>
           </w:p>
         </w:tc>
       </w:tr>
       <w:tr>
         <w:trPr>
-          <w:trHeight w:val="244"/>
+          <w:trHeight w:val="241"/>
         </w:trPr>
         <w:tc>
           <w:tcPr>
-            <w:tcW w:w="11010" w:type="dxa"/>
+            <w:tcW w:w="10990" w:type="dxa"/>
             <w:gridSpan w:val="2"/>
           </w:tcPr>
           <w:p>
@@ -1567,8 +1896,8 @@
                   <w:r>
                     <w:rPr>
                       <w:rFonts w:ascii="Arial" w:hAnsi="Arial" w:cs="Arial" w:eastAsia="Arial"/>
-                      <w:sz w:val="20"/>
-                      <w:szCs w:val="20"/>
+                      <w:sz w:val="16"/>
+                      <w:szCs w:val="16"/>
                     </w:rPr>
                     <w:t>S.No</w:t>
                   </w:r>
@@ -1647,7 +1976,7 @@
                       <w:sz w:val="20"/>
                       <w:szCs w:val="20"/>
                     </w:rPr>
-                    <w:t>FLY ASH BRICKS(230/105/75) B/NO:28/04/26</w:t>
+                    <w:t>FLY ASH BRICKS(230/105/75) B.NO: 6/4/26</w:t>
                   </w:r>
                 </w:p>
               </w:tc>
@@ -1663,7 +1992,7 @@
                       <w:sz w:val="20"/>
                       <w:szCs w:val="20"/>
                     </w:rPr>
-                    <w:t>2000</w:t>
+                    <w:t>3000</w:t>
                   </w:r>
                 </w:p>
               </w:tc>
@@ -1679,7 +2008,7 @@
                       <w:sz w:val="20"/>
                       <w:szCs w:val="20"/>
                     </w:rPr>
-                    <w:t>12800</w:t>
+                    <w:t>17430.00</w:t>
                   </w:r>
                 </w:p>
               </w:tc>
@@ -1710,11 +2039,11 @@
       </w:tr>
       <w:tr>
         <w:trPr>
-          <w:trHeight w:val="320"/>
+          <w:trHeight w:val="316"/>
         </w:trPr>
         <w:tc>
           <w:tcPr>
-            <w:tcW w:w="11010" w:type="dxa"/>
+            <w:tcW w:w="10990" w:type="dxa"/>
             <w:gridSpan w:val="2"/>
             <w:tcBorders>
               <w:bottom w:val="single" w:sz="4" w:space="0" w:color="auto"/>
@@ -1742,7 +2071,7 @@
                 <w:sz w:val="20"/>
                 <w:szCs w:val="20"/>
               </w:rPr>
-              <w:t>Twelve thousand eight hundred  only/-</w:t>
+              <w:t>Seventeen thousand four hundred and thirty  only/-</w:t>
             </w:r>
             <w:r>
               <w:rPr>
@@ -1763,17 +2092,17 @@
       </w:tr>
       <w:tr>
         <w:trPr>
-          <w:trHeight w:val="1056"/>
+          <w:trHeight w:val="1043"/>
         </w:trPr>
         <w:tc>
           <w:tcPr>
-            <w:tcW w:w="11010" w:type="dxa"/>
+            <w:tcW w:w="10990" w:type="dxa"/>
             <w:gridSpan w:val="2"/>
           </w:tcPr>
           <w:tbl>
             <w:tblPr>
               <w:tblStyle w:val="TableGrid"/>
-              <w:tblW w:w="10888" w:type="dxa"/>
+              <w:tblW w:w="10867" w:type="dxa"/>
               <w:tblInd w:w="6" w:type="dxa"/>
               <w:tblBorders>
                 <w:top w:val="none" w:sz="0" w:space="0" w:color="auto"/>
@@ -1787,16 +2116,16 @@
               <w:tblLook w:val="04A0" w:firstRow="1" w:lastRow="0" w:firstColumn="1" w:lastColumn="0" w:noHBand="0" w:noVBand="1"/>
             </w:tblPr>
             <w:tblGrid>
-              <w:gridCol w:w="5509"/>
-              <w:gridCol w:w="5379"/>
+              <w:gridCol w:w="5498"/>
+              <w:gridCol w:w="5369"/>
             </w:tblGrid>
             <w:tr>
               <w:trPr>
-                <w:trHeight w:val="242"/>
+                <w:trHeight w:val="239"/>
               </w:trPr>
               <w:tc>
                 <w:tcPr>
-                  <w:tcW w:w="5509" w:type="dxa"/>
+                  <w:tcW w:w="5498" w:type="dxa"/>
                 </w:tcPr>
                 <w:p>
                   <w:pPr>
@@ -1816,7 +2145,7 @@
               </w:tc>
               <w:tc>
                 <w:tcPr>
-                  <w:tcW w:w="5379" w:type="dxa"/>
+                  <w:tcW w:w="5369" w:type="dxa"/>
                 </w:tcPr>
                 <w:p>
                   <w:pPr>

--- a/ConstructionBilling.Api/Data/deliveryChallan.docx
+++ b/ConstructionBilling.Api/Data/deliveryChallan.docx
@@ -517,7 +517,7 @@
                 <w:b/>
                 <w:bCs/>
               </w:rPr>
-              <w:t>THIRUNAVUKARASU,</w:t>
+              <w:t>DHANASEKAR,</w:t>
             </w:r>
             <w:r>
               <w:rPr>
@@ -531,7 +531,7 @@
                 <w:b/>
                 <w:bCs/>
               </w:rPr>
-              <w:t>SILON COLONY,</w:t>
+              <w:t>NEAR  KALAIMAGAL SCHOOL,</w:t>
             </w:r>
             <w:r>
               <w:rPr>
@@ -545,7 +545,7 @@
                 <w:b/>
                 <w:bCs/>
               </w:rPr>
-              <w:t>AMMAPET,</w:t>
+              <w:t>AMMAPET.</w:t>
             </w:r>
             <w:r>
               <w:rPr>
@@ -559,7 +559,7 @@
                 <w:b/>
                 <w:bCs/>
               </w:rPr>
-              <w:t>PH.NO:9362125865</w:t>
+              <w:t>PH.NO:8825863651</w:t>
             </w:r>
           </w:p>
         </w:tc>
@@ -592,7 +592,7 @@
                 <w:sz w:val="20"/>
                 <w:szCs w:val="20"/>
               </w:rPr>
-              <w:t>91</w:t>
+              <w:t>93</w:t>
             </w:r>
           </w:p>
           <w:p>
@@ -669,7 +669,7 @@
                 <w:sz w:val="20"/>
                 <w:szCs w:val="20"/>
               </w:rPr>
-              <w:t>RVN</w:t>
+              <w:t>CSK</w:t>
             </w:r>
           </w:p>
           <w:p>
@@ -707,7 +707,7 @@
                 <w:sz w:val="20"/>
                 <w:szCs w:val="20"/>
               </w:rPr>
-              <w:t>TN 54 S 3534 - MANI(RVN)</w:t>
+              <w:t xml:space="preserve">TN 52 T9610-RAMESH </w:t>
             </w:r>
           </w:p>
         </w:tc>
@@ -854,7 +854,7 @@
                       <w:sz w:val="20"/>
                       <w:szCs w:val="20"/>
                     </w:rPr>
-                    <w:t>FLY ASH BRICKS(230/105/75) B.NO: 6/4/26</w:t>
+                    <w:t>FLY ASH BRICKS(230/105/75) B.NO(08/04/26)</w:t>
                   </w:r>
                 </w:p>
               </w:tc>
@@ -886,7 +886,7 @@
                       <w:sz w:val="20"/>
                       <w:szCs w:val="20"/>
                     </w:rPr>
-                    <w:t>17430.00</w:t>
+                    <w:t>19500.00</w:t>
                   </w:r>
                 </w:p>
               </w:tc>
@@ -949,7 +949,7 @@
                 <w:sz w:val="20"/>
                 <w:szCs w:val="20"/>
               </w:rPr>
-              <w:t>Seventeen thousand four hundred and thirty  only/-</w:t>
+              <w:t>Nineteen thousand five hundred  only/-</w:t>
             </w:r>
             <w:r>
               <w:rPr>
@@ -1632,7 +1632,7 @@
                 <w:b/>
                 <w:bCs/>
               </w:rPr>
-              <w:t>THIRUNAVUKARASU,</w:t>
+              <w:t>DHANASEKAR,</w:t>
             </w:r>
             <w:r>
               <w:rPr>
@@ -1646,7 +1646,7 @@
                 <w:b/>
                 <w:bCs/>
               </w:rPr>
-              <w:t>SILON COLONY,</w:t>
+              <w:t>NEAR  KALAIMAGAL SCHOOL,</w:t>
             </w:r>
             <w:r>
               <w:rPr>
@@ -1660,7 +1660,7 @@
                 <w:b/>
                 <w:bCs/>
               </w:rPr>
-              <w:t>AMMAPET,</w:t>
+              <w:t>AMMAPET.</w:t>
             </w:r>
             <w:r>
               <w:rPr>
@@ -1674,7 +1674,7 @@
                 <w:b/>
                 <w:bCs/>
               </w:rPr>
-              <w:t>PH.NO:9362125865</w:t>
+              <w:t>PH.NO:8825863651</w:t>
             </w:r>
           </w:p>
         </w:tc>
@@ -1707,7 +1707,7 @@
                 <w:sz w:val="20"/>
                 <w:szCs w:val="20"/>
               </w:rPr>
-              <w:t>91</w:t>
+              <w:t>93</w:t>
             </w:r>
           </w:p>
           <w:p>
@@ -1791,7 +1791,7 @@
                 <w:sz w:val="20"/>
                 <w:szCs w:val="20"/>
               </w:rPr>
-              <w:t>RVN</w:t>
+              <w:t>CSK</w:t>
             </w:r>
           </w:p>
           <w:p>
@@ -1829,7 +1829,7 @@
                 <w:sz w:val="20"/>
                 <w:szCs w:val="20"/>
               </w:rPr>
-              <w:t>TN 54 S 3534 - MANI(RVN)</w:t>
+              <w:t xml:space="preserve">TN 52 T9610-RAMESH </w:t>
             </w:r>
           </w:p>
         </w:tc>
@@ -1976,7 +1976,7 @@
                       <w:sz w:val="20"/>
                       <w:szCs w:val="20"/>
                     </w:rPr>
-                    <w:t>FLY ASH BRICKS(230/105/75) B.NO: 6/4/26</w:t>
+                    <w:t>FLY ASH BRICKS(230/105/75) B.NO(08/04/26)</w:t>
                   </w:r>
                 </w:p>
               </w:tc>
@@ -2008,7 +2008,7 @@
                       <w:sz w:val="20"/>
                       <w:szCs w:val="20"/>
                     </w:rPr>
-                    <w:t>17430.00</w:t>
+                    <w:t>19500.00</w:t>
                   </w:r>
                 </w:p>
               </w:tc>
@@ -2071,7 +2071,7 @@
                 <w:sz w:val="20"/>
                 <w:szCs w:val="20"/>
               </w:rPr>
-              <w:t>Seventeen thousand four hundred and thirty  only/-</w:t>
+              <w:t>Nineteen thousand five hundred  only/-</w:t>
             </w:r>
             <w:r>
               <w:rPr>

--- a/ConstructionBilling.Api/Data/deliveryChallan.docx
+++ b/ConstructionBilling.Api/Data/deliveryChallan.docx
@@ -4,6 +4,7 @@
   <w:body>
     <w:p>
       <w:pPr>
+        <w:ind w:left="142"/>
         <w:rPr>
           <w:b/>
           <w:bCs/>
@@ -16,7 +17,7 @@
       <w:tblPr>
         <w:tblStyle w:val="TableGrid"/>
         <w:tblpPr w:leftFromText="180" w:rightFromText="180" w:vertAnchor="page" w:horzAnchor="margin" w:tblpXSpec="center" w:tblpY="831"/>
-        <w:tblW w:w="10990" w:type="dxa"/>
+        <w:tblW w:w="10773" w:type="dxa"/>
         <w:tblBorders>
           <w:insideV w:val="none" w:sz="0" w:space="0" w:color="auto"/>
         </w:tblBorders>
@@ -25,7 +26,7 @@
       </w:tblPr>
       <w:tblGrid>
         <w:gridCol w:w="6238"/>
-        <w:gridCol w:w="4752"/>
+        <w:gridCol w:w="4535"/>
       </w:tblGrid>
       <w:tr>
         <w:trPr>
@@ -33,7 +34,7 @@
         </w:trPr>
         <w:tc>
           <w:tcPr>
-            <w:tcW w:w="10990" w:type="dxa"/>
+            <w:tcW w:w="10773" w:type="dxa"/>
             <w:gridSpan w:val="2"/>
             <w:tcBorders>
               <w:top w:val="nil"/>
@@ -164,8 +165,6 @@
                 <w:bCs/>
               </w:rPr>
             </w:pPr>
-            <w:proofErr w:type="spellStart"/>
-            <w:proofErr w:type="spellEnd"/>
             <w:r>
               <w:rPr>
                 <w:b/>
@@ -188,8 +187,6 @@
               </w:rPr>
               <w:t xml:space="preserve">MANUFACTURES OF: </w:t>
             </w:r>
-            <w:proofErr w:type="spellStart"/>
-            <w:proofErr w:type="spellEnd"/>
             <w:r>
               <w:rPr>
                 <w:rFonts w:cstheme="minorHAnsi"/>
@@ -229,7 +226,7 @@
         </w:tc>
         <w:tc>
           <w:tcPr>
-            <w:tcW w:w="4751" w:type="dxa"/>
+            <w:tcW w:w="4535" w:type="dxa"/>
             <w:tcBorders>
               <w:top w:val="single" w:sz="4" w:space="0" w:color="auto"/>
               <w:left w:val="single" w:sz="4" w:space="0" w:color="auto"/>
@@ -348,48 +345,14 @@
                 <w:b/>
                 <w:bCs/>
               </w:rPr>
-              <w:t xml:space="preserve">  </w:t>
+              <w:t>Email:</w:t>
             </w:r>
             <w:r>
               <w:rPr>
                 <w:rFonts w:cstheme="minorHAnsi"/>
-                <w:b/>
-                <w:bCs/>
-              </w:rPr>
-              <w:t xml:space="preserve">  </w:t>
-            </w:r>
-            <w:r>
-              <w:rPr>
-                <w:rFonts w:cstheme="minorHAnsi"/>
-                <w:b/>
-                <w:bCs/>
               </w:rPr>
               <w:t xml:space="preserve"> </w:t>
             </w:r>
-            <w:r>
-              <w:rPr>
-                <w:rFonts w:cstheme="minorHAnsi"/>
-                <w:b/>
-                <w:bCs/>
-              </w:rPr>
-              <w:t xml:space="preserve"> </w:t>
-            </w:r>
-            <w:r>
-              <w:rPr>
-                <w:rFonts w:cstheme="minorHAnsi"/>
-                <w:b/>
-                <w:bCs/>
-              </w:rPr>
-              <w:t>Email:</w:t>
-            </w:r>
-            <w:r>
-              <w:rPr>
-                <w:rFonts w:cstheme="minorHAnsi"/>
-              </w:rPr>
-              <w:t xml:space="preserve"> </w:t>
-            </w:r>
-            <w:proofErr w:type="spellStart"/>
-            <w:proofErr w:type="spellEnd"/>
             <w:r>
               <w:rPr>
                 <w:rFonts w:cstheme="minorHAnsi"/>
@@ -405,38 +368,6 @@
                 <w:szCs w:val="24"/>
               </w:rPr>
             </w:pPr>
-            <w:r>
-              <w:rPr>
-                <w:rFonts w:cstheme="minorHAnsi"/>
-                <w:b/>
-                <w:bCs/>
-              </w:rPr>
-              <w:t xml:space="preserve">  </w:t>
-            </w:r>
-            <w:r>
-              <w:rPr>
-                <w:rFonts w:cstheme="minorHAnsi"/>
-                <w:b/>
-                <w:bCs/>
-              </w:rPr>
-              <w:t xml:space="preserve">  </w:t>
-            </w:r>
-            <w:r>
-              <w:rPr>
-                <w:rFonts w:cstheme="minorHAnsi"/>
-                <w:b/>
-                <w:bCs/>
-              </w:rPr>
-              <w:t xml:space="preserve"> </w:t>
-            </w:r>
-            <w:r>
-              <w:rPr>
-                <w:rFonts w:cstheme="minorHAnsi"/>
-                <w:b/>
-                <w:bCs/>
-              </w:rPr>
-              <w:t xml:space="preserve"> </w:t>
-            </w:r>
             <w:r>
               <w:rPr>
                 <w:rFonts w:cstheme="minorHAnsi"/>
@@ -510,14 +441,12 @@
                 <w:bCs/>
               </w:rPr>
             </w:pPr>
-            <w:proofErr w:type="spellStart"/>
-            <w:proofErr w:type="spellEnd"/>
-            <w:r>
-              <w:rPr>
-                <w:b/>
-                <w:bCs/>
-              </w:rPr>
-              <w:t>DHANASEKAR,</w:t>
+            <w:r>
+              <w:rPr>
+                <w:b/>
+                <w:bCs/>
+              </w:rPr>
+              <w:t>Naaval Paradise Apartment,</w:t>
             </w:r>
             <w:r>
               <w:rPr>
@@ -531,7 +460,7 @@
                 <w:b/>
                 <w:bCs/>
               </w:rPr>
-              <w:t>NEAR  KALAIMAGAL SCHOOL,</w:t>
+              <w:t>Yercaud road,</w:t>
             </w:r>
             <w:r>
               <w:rPr>
@@ -545,7 +474,7 @@
                 <w:b/>
                 <w:bCs/>
               </w:rPr>
-              <w:t>AMMAPET.</w:t>
+              <w:t>Salem.</w:t>
             </w:r>
             <w:r>
               <w:rPr>
@@ -559,13 +488,13 @@
                 <w:b/>
                 <w:bCs/>
               </w:rPr>
-              <w:t>PH.NO:8825863651</w:t>
+              <w:t>0000000000</w:t>
             </w:r>
           </w:p>
         </w:tc>
         <w:tc>
           <w:tcPr>
-            <w:tcW w:w="4751" w:type="dxa"/>
+            <w:tcW w:w="4535" w:type="dxa"/>
             <w:tcBorders>
               <w:left w:val="single" w:sz="4" w:space="0" w:color="auto"/>
             </w:tcBorders>
@@ -585,14 +514,12 @@
               </w:rPr>
               <w:t xml:space="preserve">Delivery Challan No: </w:t>
             </w:r>
-            <w:proofErr w:type="spellStart"/>
-            <w:proofErr w:type="spellEnd"/>
-            <w:r>
-              <w:rPr>
-                <w:sz w:val="20"/>
-                <w:szCs w:val="20"/>
-              </w:rPr>
-              <w:t>93</w:t>
+            <w:r>
+              <w:rPr>
+                <w:sz w:val="20"/>
+                <w:szCs w:val="20"/>
+              </w:rPr>
+              <w:t>2026/001</w:t>
             </w:r>
           </w:p>
           <w:p>
@@ -610,14 +537,12 @@
               </w:rPr>
               <w:t xml:space="preserve">Delivery Challen Date: </w:t>
             </w:r>
-            <w:proofErr w:type="spellStart"/>
-            <w:proofErr w:type="spellEnd"/>
-            <w:r>
-              <w:rPr>
-                <w:sz w:val="20"/>
-                <w:szCs w:val="20"/>
-              </w:rPr>
-              <w:t>26/05/2026</w:t>
+            <w:r>
+              <w:rPr>
+                <w:sz w:val="20"/>
+                <w:szCs w:val="20"/>
+              </w:rPr>
+              <w:t>01/04/2026</w:t>
             </w:r>
           </w:p>
           <w:p>
@@ -662,8 +587,6 @@
               </w:rPr>
               <w:t xml:space="preserve">: </w:t>
             </w:r>
-            <w:proofErr w:type="spellStart"/>
-            <w:proofErr w:type="spellEnd"/>
             <w:r>
               <w:rPr>
                 <w:sz w:val="20"/>
@@ -700,14 +623,12 @@
               </w:rPr>
               <w:t xml:space="preserve">: </w:t>
             </w:r>
-            <w:proofErr w:type="spellStart"/>
-            <w:proofErr w:type="spellEnd"/>
-            <w:r>
-              <w:rPr>
-                <w:sz w:val="20"/>
-                <w:szCs w:val="20"/>
-              </w:rPr>
-              <w:t xml:space="preserve">TN 52 T9610-RAMESH </w:t>
+            <w:r>
+              <w:rPr>
+                <w:sz w:val="20"/>
+                <w:szCs w:val="20"/>
+              </w:rPr>
+              <w:t>TN52T9610-RAMESH (CSK)</w:t>
             </w:r>
           </w:p>
         </w:tc>
@@ -718,7 +639,7 @@
         </w:trPr>
         <w:tc>
           <w:tcPr>
-            <w:tcW w:w="10990" w:type="dxa"/>
+            <w:tcW w:w="10773" w:type="dxa"/>
             <w:gridSpan w:val="2"/>
           </w:tcPr>
           <w:p>
@@ -762,7 +683,7 @@
               <w:gridCol w:w="688.6868286132812"/>
               <w:gridCol w:w="6886.868896484375"/>
               <w:gridCol w:w="2164.444580078125"/>
-              <w:gridCol w:w="1479.4937133789062"/>
+              <w:gridCol w:w="1145.882339477539"/>
             </w:tblGrid>
             <w:tr>
               <w:tc>
@@ -815,7 +736,7 @@
               </w:tc>
               <w:tc>
                 <w:tcPr>
-                  <w:tcW w:w="1479.4937133789062" w:type="dxa"/>
+                  <w:tcW w:w="1145.882339477539" w:type="dxa"/>
                 </w:tcPr>
                 <w:p>
                   <w:pPr/>
@@ -836,8 +757,15 @@
                   <w:tcW w:w="688.6868286132812" w:type="dxa"/>
                 </w:tcPr>
                 <w:p>
-                  <w:pPr/>
+                  <w:pPr>
+                    <w:jc w:val="center"/>
+                  </w:pPr>
                   <w:r>
+                    <w:rPr>
+                      <w:rFonts w:ascii="Arial" w:hAnsi="Arial" w:cs="Arial" w:eastAsia="Arial"/>
+                      <w:sz w:val="20"/>
+                      <w:szCs w:val="20"/>
+                    </w:rPr>
                     <w:t>1</w:t>
                   </w:r>
                 </w:p>
@@ -854,7 +782,7 @@
                       <w:sz w:val="20"/>
                       <w:szCs w:val="20"/>
                     </w:rPr>
-                    <w:t>FLY ASH BRICKS(230/105/75) B.NO(08/04/26)</w:t>
+                    <w:t>Fly ASH Bricks 230*105*75</w:t>
                   </w:r>
                 </w:p>
               </w:tc>
@@ -876,7 +804,7 @@
               </w:tc>
               <w:tc>
                 <w:tcPr>
-                  <w:tcW w:w="1479.4937133789062" w:type="dxa"/>
+                  <w:tcW w:w="1145.882339477539" w:type="dxa"/>
                 </w:tcPr>
                 <w:p>
                   <w:pPr/>
@@ -886,7 +814,7 @@
                       <w:sz w:val="20"/>
                       <w:szCs w:val="20"/>
                     </w:rPr>
-                    <w:t>19500.00</w:t>
+                    <w:t>20092.80</w:t>
                   </w:r>
                 </w:p>
               </w:tc>
@@ -921,7 +849,7 @@
         </w:trPr>
         <w:tc>
           <w:tcPr>
-            <w:tcW w:w="10990" w:type="dxa"/>
+            <w:tcW w:w="10773" w:type="dxa"/>
             <w:gridSpan w:val="2"/>
             <w:tcBorders>
               <w:bottom w:val="single" w:sz="4" w:space="0" w:color="auto"/>
@@ -941,15 +869,13 @@
               </w:rPr>
               <w:t xml:space="preserve">Amount (In Words):  </w:t>
             </w:r>
-            <w:proofErr w:type="spellStart"/>
-            <w:proofErr w:type="spellEnd"/>
-            <w:r>
-              <w:rPr>
-                <w:b/>
-                <w:sz w:val="20"/>
-                <w:szCs w:val="20"/>
-              </w:rPr>
-              <w:t>Nineteen thousand five hundred  only/-</w:t>
+            <w:r>
+              <w:rPr>
+                <w:b/>
+                <w:sz w:val="20"/>
+                <w:szCs w:val="20"/>
+              </w:rPr>
+              <w:t>Twenty thousand and ninety-two point eighty only/-</w:t>
             </w:r>
             <w:r>
               <w:rPr>
@@ -974,7 +900,7 @@
         </w:trPr>
         <w:tc>
           <w:tcPr>
-            <w:tcW w:w="10990" w:type="dxa"/>
+            <w:tcW w:w="10773" w:type="dxa"/>
             <w:gridSpan w:val="2"/>
             <w:tcBorders>
               <w:bottom w:val="single" w:sz="4" w:space="0" w:color="auto"/>
@@ -1031,7 +957,7 @@
                 <w:p>
                   <w:pPr>
                     <w:framePr w:hSpace="180" w:wrap="around" w:vAnchor="page" w:hAnchor="margin" w:xAlign="center" w:y="831"/>
-                    <w:jc w:val="right"/>
+                    <w:jc w:val="center"/>
                     <w:rPr>
                       <w:b/>
                       <w:bCs/>
@@ -1045,10 +971,18 @@
                       <w:sz w:val="20"/>
                       <w:szCs w:val="20"/>
                     </w:rPr>
+                    <w:t xml:space="preserve">                                               </w:t>
+                  </w:r>
+                  <w:r>
+                    <w:rPr>
+                      <w:rFonts w:ascii="Arial" w:hAnsi="Arial" w:cs="Arial"/>
+                      <w:b/>
+                      <w:bCs/>
+                      <w:sz w:val="20"/>
+                      <w:szCs w:val="20"/>
+                    </w:rPr>
                     <w:t xml:space="preserve">For </w:t>
                   </w:r>
-                  <w:proofErr w:type="spellStart"/>
-                  <w:proofErr w:type="spellEnd"/>
                   <w:r>
                     <w:rPr>
                       <w:b/>
@@ -1098,7 +1032,7 @@
         </w:trPr>
         <w:tc>
           <w:tcPr>
-            <w:tcW w:w="10990" w:type="dxa"/>
+            <w:tcW w:w="10773" w:type="dxa"/>
             <w:gridSpan w:val="2"/>
             <w:tcBorders>
               <w:top w:val="dashed" w:sz="8" w:space="0" w:color="000000"/>
@@ -1122,31 +1056,13 @@
               </w:rPr>
               <w:t xml:space="preserve">                                                          </w:t>
             </w:r>
-            <w:proofErr w:type="gramStart"/>
             <w:r>
               <w:rPr>
                 <w:sz w:val="18"/>
                 <w:szCs w:val="18"/>
               </w:rPr>
-              <w:t>✂  -</w:t>
-            </w:r>
-            <w:proofErr w:type="gramEnd"/>
-            <w:r>
-              <w:rPr>
-                <w:sz w:val="18"/>
-                <w:szCs w:val="18"/>
-              </w:rPr>
-              <w:t xml:space="preserve"> - - - - - - - - - - - - - - - - - - - - - - - - - - TEAR HERE - - - - - - - - - - - - - - - - - - - - - - - - - - </w:t>
-            </w:r>
-            <w:proofErr w:type="gramStart"/>
-            <w:r>
-              <w:rPr>
-                <w:sz w:val="18"/>
-                <w:szCs w:val="18"/>
-              </w:rPr>
-              <w:t>-  ✂</w:t>
-            </w:r>
-            <w:proofErr w:type="gramEnd"/>
+              <w:t>✂  - - - - - - - - - - - - - - - - - - - - - - - - - - - TEAR HERE - - - - - - - - - - - - - - - - - - - - - - - - - - -  ✂</w:t>
+            </w:r>
           </w:p>
         </w:tc>
       </w:tr>
@@ -1156,7 +1072,7 @@
         </w:trPr>
         <w:tc>
           <w:tcPr>
-            <w:tcW w:w="10990" w:type="dxa"/>
+            <w:tcW w:w="10773" w:type="dxa"/>
             <w:gridSpan w:val="2"/>
             <w:tcBorders>
               <w:top w:val="nil"/>
@@ -1288,8 +1204,6 @@
                 <w:bCs/>
               </w:rPr>
             </w:pPr>
-            <w:proofErr w:type="spellStart"/>
-            <w:proofErr w:type="spellEnd"/>
             <w:r>
               <w:rPr>
                 <w:b/>
@@ -1312,8 +1226,6 @@
               </w:rPr>
               <w:t xml:space="preserve">MANUFACTURES OF: </w:t>
             </w:r>
-            <w:proofErr w:type="spellStart"/>
-            <w:proofErr w:type="spellEnd"/>
             <w:r>
               <w:rPr>
                 <w:rFonts w:cstheme="minorHAnsi"/>
@@ -1353,7 +1265,7 @@
         </w:tc>
         <w:tc>
           <w:tcPr>
-            <w:tcW w:w="4751" w:type="dxa"/>
+            <w:tcW w:w="4535" w:type="dxa"/>
             <w:tcBorders>
               <w:left w:val="single" w:sz="4" w:space="0" w:color="auto"/>
             </w:tcBorders>
@@ -1463,7 +1375,7 @@
                 <w:b/>
                 <w:bCs/>
               </w:rPr>
-              <w:t xml:space="preserve">  </w:t>
+              <w:t xml:space="preserve"> </w:t>
             </w:r>
             <w:r>
               <w:rPr>
@@ -1471,48 +1383,14 @@
                 <w:b/>
                 <w:bCs/>
               </w:rPr>
+              <w:t>Email:</w:t>
+            </w:r>
+            <w:r>
+              <w:rPr>
+                <w:rFonts w:cstheme="minorHAnsi"/>
+              </w:rPr>
               <w:t xml:space="preserve"> </w:t>
             </w:r>
-            <w:r>
-              <w:rPr>
-                <w:rFonts w:cstheme="minorHAnsi"/>
-                <w:b/>
-                <w:bCs/>
-              </w:rPr>
-              <w:t xml:space="preserve">  </w:t>
-            </w:r>
-            <w:r>
-              <w:rPr>
-                <w:rFonts w:cstheme="minorHAnsi"/>
-                <w:b/>
-                <w:bCs/>
-              </w:rPr>
-              <w:t xml:space="preserve"> </w:t>
-            </w:r>
-            <w:r>
-              <w:rPr>
-                <w:rFonts w:cstheme="minorHAnsi"/>
-                <w:b/>
-                <w:bCs/>
-              </w:rPr>
-              <w:t xml:space="preserve"> </w:t>
-            </w:r>
-            <w:r>
-              <w:rPr>
-                <w:rFonts w:cstheme="minorHAnsi"/>
-                <w:b/>
-                <w:bCs/>
-              </w:rPr>
-              <w:t>Email:</w:t>
-            </w:r>
-            <w:r>
-              <w:rPr>
-                <w:rFonts w:cstheme="minorHAnsi"/>
-              </w:rPr>
-              <w:t xml:space="preserve"> </w:t>
-            </w:r>
-            <w:proofErr w:type="spellStart"/>
-            <w:proofErr w:type="spellEnd"/>
             <w:r>
               <w:rPr>
                 <w:rFonts w:cstheme="minorHAnsi"/>
@@ -1528,30 +1406,6 @@
                 <w:szCs w:val="24"/>
               </w:rPr>
             </w:pPr>
-            <w:r>
-              <w:rPr>
-                <w:rFonts w:cstheme="minorHAnsi"/>
-                <w:b/>
-                <w:bCs/>
-              </w:rPr>
-              <w:t xml:space="preserve">   </w:t>
-            </w:r>
-            <w:r>
-              <w:rPr>
-                <w:rFonts w:cstheme="minorHAnsi"/>
-                <w:b/>
-                <w:bCs/>
-              </w:rPr>
-              <w:t xml:space="preserve">  </w:t>
-            </w:r>
-            <w:r>
-              <w:rPr>
-                <w:rFonts w:cstheme="minorHAnsi"/>
-                <w:b/>
-                <w:bCs/>
-              </w:rPr>
-              <w:t xml:space="preserve"> </w:t>
-            </w:r>
             <w:r>
               <w:rPr>
                 <w:rFonts w:cstheme="minorHAnsi"/>
@@ -1625,14 +1479,12 @@
                 <w:bCs/>
               </w:rPr>
             </w:pPr>
-            <w:proofErr w:type="spellStart"/>
-            <w:proofErr w:type="spellEnd"/>
-            <w:r>
-              <w:rPr>
-                <w:b/>
-                <w:bCs/>
-              </w:rPr>
-              <w:t>DHANASEKAR,</w:t>
+            <w:r>
+              <w:rPr>
+                <w:b/>
+                <w:bCs/>
+              </w:rPr>
+              <w:t>Naaval Paradise Apartment,</w:t>
             </w:r>
             <w:r>
               <w:rPr>
@@ -1646,7 +1498,7 @@
                 <w:b/>
                 <w:bCs/>
               </w:rPr>
-              <w:t>NEAR  KALAIMAGAL SCHOOL,</w:t>
+              <w:t>Yercaud road,</w:t>
             </w:r>
             <w:r>
               <w:rPr>
@@ -1660,7 +1512,7 @@
                 <w:b/>
                 <w:bCs/>
               </w:rPr>
-              <w:t>AMMAPET.</w:t>
+              <w:t>Salem.</w:t>
             </w:r>
             <w:r>
               <w:rPr>
@@ -1674,13 +1526,13 @@
                 <w:b/>
                 <w:bCs/>
               </w:rPr>
-              <w:t>PH.NO:8825863651</w:t>
+              <w:t>0000000000</w:t>
             </w:r>
           </w:p>
         </w:tc>
         <w:tc>
           <w:tcPr>
-            <w:tcW w:w="4751" w:type="dxa"/>
+            <w:tcW w:w="4535" w:type="dxa"/>
             <w:tcBorders>
               <w:left w:val="single" w:sz="4" w:space="0" w:color="auto"/>
             </w:tcBorders>
@@ -1700,14 +1552,12 @@
               </w:rPr>
               <w:t xml:space="preserve">Delivery Challan No: </w:t>
             </w:r>
-            <w:proofErr w:type="spellStart"/>
-            <w:proofErr w:type="spellEnd"/>
-            <w:r>
-              <w:rPr>
-                <w:sz w:val="20"/>
-                <w:szCs w:val="20"/>
-              </w:rPr>
-              <w:t>93</w:t>
+            <w:r>
+              <w:rPr>
+                <w:sz w:val="20"/>
+                <w:szCs w:val="20"/>
+              </w:rPr>
+              <w:t>2026/001</w:t>
             </w:r>
           </w:p>
           <w:p>
@@ -1725,14 +1575,12 @@
               </w:rPr>
               <w:t xml:space="preserve">Delivery Challen Date: </w:t>
             </w:r>
-            <w:proofErr w:type="spellStart"/>
-            <w:proofErr w:type="spellEnd"/>
-            <w:r>
-              <w:rPr>
-                <w:sz w:val="20"/>
-                <w:szCs w:val="20"/>
-              </w:rPr>
-              <w:t>26/05/2026</w:t>
+            <w:r>
+              <w:rPr>
+                <w:sz w:val="20"/>
+                <w:szCs w:val="20"/>
+              </w:rPr>
+              <w:t>01/04/2026</w:t>
             </w:r>
           </w:p>
           <w:p>
@@ -1784,8 +1632,6 @@
               </w:rPr>
               <w:t xml:space="preserve">: </w:t>
             </w:r>
-            <w:proofErr w:type="spellStart"/>
-            <w:proofErr w:type="spellEnd"/>
             <w:r>
               <w:rPr>
                 <w:sz w:val="20"/>
@@ -1822,14 +1668,12 @@
               </w:rPr>
               <w:t xml:space="preserve">: </w:t>
             </w:r>
-            <w:proofErr w:type="spellStart"/>
-            <w:proofErr w:type="spellEnd"/>
-            <w:r>
-              <w:rPr>
-                <w:sz w:val="20"/>
-                <w:szCs w:val="20"/>
-              </w:rPr>
-              <w:t xml:space="preserve">TN 52 T9610-RAMESH </w:t>
+            <w:r>
+              <w:rPr>
+                <w:sz w:val="20"/>
+                <w:szCs w:val="20"/>
+              </w:rPr>
+              <w:t>TN52T9610-RAMESH (CSK)</w:t>
             </w:r>
           </w:p>
         </w:tc>
@@ -1840,7 +1684,7 @@
         </w:trPr>
         <w:tc>
           <w:tcPr>
-            <w:tcW w:w="10990" w:type="dxa"/>
+            <w:tcW w:w="10773" w:type="dxa"/>
             <w:gridSpan w:val="2"/>
           </w:tcPr>
           <w:p>
@@ -1884,7 +1728,7 @@
               <w:gridCol w:w="688.6868286132812"/>
               <w:gridCol w:w="6886.868896484375"/>
               <w:gridCol w:w="2164.444580078125"/>
-              <w:gridCol w:w="1479.4937133789062"/>
+              <w:gridCol w:w="1145.882339477539"/>
             </w:tblGrid>
             <w:tr>
               <w:tc>
@@ -1937,7 +1781,7 @@
               </w:tc>
               <w:tc>
                 <w:tcPr>
-                  <w:tcW w:w="1479.4937133789062" w:type="dxa"/>
+                  <w:tcW w:w="1145.882339477539" w:type="dxa"/>
                 </w:tcPr>
                 <w:p>
                   <w:pPr/>
@@ -1958,8 +1802,15 @@
                   <w:tcW w:w="688.6868286132812" w:type="dxa"/>
                 </w:tcPr>
                 <w:p>
-                  <w:pPr/>
+                  <w:pPr>
+                    <w:jc w:val="center"/>
+                  </w:pPr>
                   <w:r>
+                    <w:rPr>
+                      <w:rFonts w:ascii="Arial" w:hAnsi="Arial" w:cs="Arial" w:eastAsia="Arial"/>
+                      <w:sz w:val="20"/>
+                      <w:szCs w:val="20"/>
+                    </w:rPr>
                     <w:t>1</w:t>
                   </w:r>
                 </w:p>
@@ -1976,7 +1827,7 @@
                       <w:sz w:val="20"/>
                       <w:szCs w:val="20"/>
                     </w:rPr>
-                    <w:t>FLY ASH BRICKS(230/105/75) B.NO(08/04/26)</w:t>
+                    <w:t>Fly ASH Bricks 230*105*75</w:t>
                   </w:r>
                 </w:p>
               </w:tc>
@@ -1998,7 +1849,7 @@
               </w:tc>
               <w:tc>
                 <w:tcPr>
-                  <w:tcW w:w="1479.4937133789062" w:type="dxa"/>
+                  <w:tcW w:w="1145.882339477539" w:type="dxa"/>
                 </w:tcPr>
                 <w:p>
                   <w:pPr/>
@@ -2008,7 +1859,7 @@
                       <w:sz w:val="20"/>
                       <w:szCs w:val="20"/>
                     </w:rPr>
-                    <w:t>19500.00</w:t>
+                    <w:t>20092.80</w:t>
                   </w:r>
                 </w:p>
               </w:tc>
@@ -2043,7 +1894,7 @@
         </w:trPr>
         <w:tc>
           <w:tcPr>
-            <w:tcW w:w="10990" w:type="dxa"/>
+            <w:tcW w:w="10773" w:type="dxa"/>
             <w:gridSpan w:val="2"/>
             <w:tcBorders>
               <w:bottom w:val="single" w:sz="4" w:space="0" w:color="auto"/>
@@ -2063,15 +1914,13 @@
               </w:rPr>
               <w:t xml:space="preserve">Amount (In Words):  </w:t>
             </w:r>
-            <w:proofErr w:type="spellStart"/>
-            <w:proofErr w:type="spellEnd"/>
-            <w:r>
-              <w:rPr>
-                <w:b/>
-                <w:sz w:val="20"/>
-                <w:szCs w:val="20"/>
-              </w:rPr>
-              <w:t>Nineteen thousand five hundred  only/-</w:t>
+            <w:r>
+              <w:rPr>
+                <w:b/>
+                <w:sz w:val="20"/>
+                <w:szCs w:val="20"/>
+              </w:rPr>
+              <w:t>Twenty thousand and ninety-two point eighty only/-</w:t>
             </w:r>
             <w:r>
               <w:rPr>
@@ -2096,7 +1945,7 @@
         </w:trPr>
         <w:tc>
           <w:tcPr>
-            <w:tcW w:w="10990" w:type="dxa"/>
+            <w:tcW w:w="10773" w:type="dxa"/>
             <w:gridSpan w:val="2"/>
           </w:tcPr>
           <w:tbl>
@@ -2150,7 +1999,7 @@
                 <w:p>
                   <w:pPr>
                     <w:framePr w:hSpace="180" w:wrap="around" w:vAnchor="page" w:hAnchor="margin" w:xAlign="center" w:y="831"/>
-                    <w:jc w:val="right"/>
+                    <w:jc w:val="center"/>
                     <w:rPr>
                       <w:b/>
                       <w:bCs/>
@@ -2164,10 +2013,18 @@
                       <w:sz w:val="20"/>
                       <w:szCs w:val="20"/>
                     </w:rPr>
+                    <w:t xml:space="preserve">                                                </w:t>
+                  </w:r>
+                  <w:r>
+                    <w:rPr>
+                      <w:rFonts w:ascii="Arial" w:hAnsi="Arial" w:cs="Arial"/>
+                      <w:b/>
+                      <w:bCs/>
+                      <w:sz w:val="20"/>
+                      <w:szCs w:val="20"/>
+                    </w:rPr>
                     <w:t xml:space="preserve">For </w:t>
                   </w:r>
-                  <w:proofErr w:type="spellStart"/>
-                  <w:proofErr w:type="spellEnd"/>
                   <w:r>
                     <w:rPr>
                       <w:b/>
